--- a/project_documents/documentation/RetailMart_V3_Executive_Insights_Report.docx
+++ b/project_documents/documentation/RetailMart_V3_Executive_Insights_Report.docx
@@ -3,240 +3,44 @@
 <w:document xmlns:wpc="http://schemas.microsoft.com/office/word/2010/wordprocessingCanvas" xmlns:mo="http://schemas.microsoft.com/office/mac/office/2008/main" xmlns:mc="http://schemas.openxmlformats.org/markup-compatibility/2006" xmlns:mv="urn:schemas-microsoft-com:mac:vml" xmlns:o="urn:schemas-microsoft-com:office:office" xmlns:r="http://schemas.openxmlformats.org/officeDocument/2006/relationships" xmlns:m="http://schemas.openxmlformats.org/officeDocument/2006/math" xmlns:v="urn:schemas-microsoft-com:vml" xmlns:wp14="http://schemas.microsoft.com/office/word/2010/wordprocessingDrawing" xmlns:wp="http://schemas.openxmlformats.org/drawingml/2006/wordprocessingDrawing" xmlns:w10="urn:schemas-microsoft-com:office:word" xmlns:w="http://schemas.openxmlformats.org/wordprocessingml/2006/main" xmlns:w14="http://schemas.microsoft.com/office/word/2010/wordml" xmlns:wpg="http://schemas.microsoft.com/office/word/2010/wordprocessingGroup" xmlns:wpi="http://schemas.microsoft.com/office/word/2010/wordprocessingInk" xmlns:wne="http://schemas.microsoft.com/office/word/2006/wordml" xmlns:wps="http://schemas.microsoft.com/office/word/2010/wordprocessingShape" mc:Ignorable="w14 wp14">
   <w:body>
     <w:p>
-      <w:pPr>
-        <w:spacing w:after="40"/>
-      </w:pPr>
       <w:r>
         <w:rPr>
           <w:b/>
-          <w:color w:val="0F172A"/>
+          <w:color w:val="A459D0"/>
+          <w:sz w:val="20"/>
+        </w:rPr>
+        <w:t>RETAILMART V3 ENTERPRISE ANALYTICS</w:t>
+        <w:br/>
+      </w:r>
+      <w:r>
+        <w:rPr>
+          <w:b/>
+          <w:color w:val="0F1F33"/>
           <w:sz w:val="44"/>
         </w:rPr>
-        <w:t>RetailMart V3 Enterprise BI Platform</w:t>
+        <w:t>Executive Insights &amp; Decision Dossier</w:t>
+        <w:br/>
+      </w:r>
+      <w:r>
+        <w:rPr>
+          <w:color w:val="64748B"/>
+          <w:sz w:val="22"/>
+        </w:rPr>
+        <w:t>Validated HR, Financial Health &amp; Cross-Functional Analysis | PostgreSQL 18.4</w:t>
       </w:r>
     </w:p>
-    <w:p>
-      <w:pPr>
-        <w:spacing w:after="240"/>
-      </w:pPr>
-      <w:r>
-        <w:rPr>
-          <w:color w:val="2563EB"/>
-          <w:sz w:val="26"/>
-        </w:rPr>
-        <w:t>Comprehensive Business Insights &amp; Domain Decision Dossier across All Dashboards</w:t>
-      </w:r>
-    </w:p>
-    <w:tbl>
-      <w:tblPr>
-        <w:tblW w:type="auto" w:w="0"/>
-        <w:jc w:val="center"/>
-        <w:tblLook w:firstColumn="1" w:firstRow="1" w:lastColumn="0" w:lastRow="0" w:noHBand="0" w:noVBand="1" w:val="04A0"/>
-        <w:tblBorders>
-          <w:top w:val="single" w:sz="4" w:space="0" w:color="94A3B8"/>
-          <w:bottom w:val="single" w:sz="4" w:space="0" w:color="94A3B8"/>
-          <w:insideH w:val="single" w:sz="4" w:space="0" w:color="94A3B8"/>
-          <w:insideV w:val="none"/>
-          <w:left w:val="none"/>
-          <w:right w:val="none"/>
-        </w:tblBorders>
-      </w:tblPr>
-      <w:tblGrid>
-        <w:gridCol w:w="5040"/>
-        <w:gridCol w:w="5040"/>
-      </w:tblGrid>
-      <w:tr>
-        <w:tc>
-          <w:tcPr>
-            <w:tcW w:type="dxa" w:w="3168"/>
-            <w:tcMar>
-              <w:top w:w="50" w:type="dxa"/>
-              <w:bottom w:w="50" w:type="dxa"/>
-              <w:left w:w="80" w:type="dxa"/>
-              <w:right w:w="80" w:type="dxa"/>
-            </w:tcMar>
-            <w:shd w:fill="F1F5F9"/>
-          </w:tcPr>
-          <w:p>
-            <w:r>
-              <w:rPr>
-                <w:b/>
-                <w:color w:val="1E293B"/>
-                <w:sz w:val="18"/>
-              </w:rPr>
-              <w:t>Project &amp; System</w:t>
-            </w:r>
-          </w:p>
-        </w:tc>
-        <w:tc>
-          <w:tcPr>
-            <w:tcW w:type="dxa" w:w="6912"/>
-            <w:tcMar>
-              <w:top w:w="50" w:type="dxa"/>
-              <w:bottom w:w="50" w:type="dxa"/>
-              <w:left w:w="80" w:type="dxa"/>
-              <w:right w:w="80" w:type="dxa"/>
-            </w:tcMar>
-            <w:shd w:fill="FFFFFF"/>
-          </w:tcPr>
-          <w:p>
-            <w:r>
-              <w:rPr>
-                <w:color w:val="334155"/>
-                <w:sz w:val="18"/>
-              </w:rPr>
-              <w:t>RetailMart V3 Commercial BI Platform (Django 5.1 + PostgreSQL 18.4)</w:t>
-            </w:r>
-          </w:p>
-        </w:tc>
-      </w:tr>
-      <w:tr>
-        <w:tc>
-          <w:tcPr>
-            <w:tcW w:type="dxa" w:w="3168"/>
-            <w:tcMar>
-              <w:top w:w="50" w:type="dxa"/>
-              <w:bottom w:w="50" w:type="dxa"/>
-              <w:left w:w="80" w:type="dxa"/>
-              <w:right w:w="80" w:type="dxa"/>
-            </w:tcMar>
-            <w:shd w:fill="F1F5F9"/>
-          </w:tcPr>
-          <w:p>
-            <w:r>
-              <w:rPr>
-                <w:b/>
-                <w:color w:val="1E293B"/>
-                <w:sz w:val="18"/>
-              </w:rPr>
-              <w:t>Reporting Scope</w:t>
-            </w:r>
-          </w:p>
-        </w:tc>
-        <w:tc>
-          <w:tcPr>
-            <w:tcW w:type="dxa" w:w="6912"/>
-            <w:tcMar>
-              <w:top w:w="50" w:type="dxa"/>
-              <w:bottom w:w="50" w:type="dxa"/>
-              <w:left w:w="80" w:type="dxa"/>
-              <w:right w:w="80" w:type="dxa"/>
-            </w:tcMar>
-            <w:shd w:fill="FFFFFF"/>
-          </w:tcPr>
-          <w:p>
-            <w:r>
-              <w:rPr>
-                <w:color w:val="334155"/>
-                <w:sz w:val="18"/>
-              </w:rPr>
-              <w:t>Executive Summary, Sales, Customers, Operations, Cross-Functional, Scenario Simulator</w:t>
-            </w:r>
-          </w:p>
-        </w:tc>
-      </w:tr>
-      <w:tr>
-        <w:tc>
-          <w:tcPr>
-            <w:tcW w:type="dxa" w:w="3168"/>
-            <w:tcMar>
-              <w:top w:w="50" w:type="dxa"/>
-              <w:bottom w:w="50" w:type="dxa"/>
-              <w:left w:w="80" w:type="dxa"/>
-              <w:right w:w="80" w:type="dxa"/>
-            </w:tcMar>
-            <w:shd w:fill="F1F5F9"/>
-          </w:tcPr>
-          <w:p>
-            <w:r>
-              <w:rPr>
-                <w:b/>
-                <w:color w:val="1E293B"/>
-                <w:sz w:val="18"/>
-              </w:rPr>
-              <w:t>Reconciliation Parity</w:t>
-            </w:r>
-          </w:p>
-        </w:tc>
-        <w:tc>
-          <w:tcPr>
-            <w:tcW w:type="dxa" w:w="6912"/>
-            <w:tcMar>
-              <w:top w:w="50" w:type="dxa"/>
-              <w:bottom w:w="50" w:type="dxa"/>
-              <w:left w:w="80" w:type="dxa"/>
-              <w:right w:w="80" w:type="dxa"/>
-            </w:tcMar>
-            <w:shd w:fill="FFFFFF"/>
-          </w:tcPr>
-          <w:p>
-            <w:r>
-              <w:rPr>
-                <w:color w:val="334155"/>
-                <w:sz w:val="18"/>
-              </w:rPr>
-              <w:t>Exact Match (100.0%) across 82,540 Delivered Orders / 2,391,602 Total Rows</w:t>
-            </w:r>
-          </w:p>
-        </w:tc>
-      </w:tr>
-      <w:tr>
-        <w:tc>
-          <w:tcPr>
-            <w:tcW w:type="dxa" w:w="3168"/>
-            <w:tcMar>
-              <w:top w:w="50" w:type="dxa"/>
-              <w:bottom w:w="50" w:type="dxa"/>
-              <w:left w:w="80" w:type="dxa"/>
-              <w:right w:w="80" w:type="dxa"/>
-            </w:tcMar>
-            <w:shd w:fill="F1F5F9"/>
-          </w:tcPr>
-          <w:p>
-            <w:r>
-              <w:rPr>
-                <w:b/>
-                <w:color w:val="1E293B"/>
-                <w:sz w:val="18"/>
-              </w:rPr>
-              <w:t>Author &amp; Date</w:t>
-            </w:r>
-          </w:p>
-        </w:tc>
-        <w:tc>
-          <w:tcPr>
-            <w:tcW w:type="dxa" w:w="6912"/>
-            <w:tcMar>
-              <w:top w:w="50" w:type="dxa"/>
-              <w:bottom w:w="50" w:type="dxa"/>
-              <w:left w:w="80" w:type="dxa"/>
-              <w:right w:w="80" w:type="dxa"/>
-            </w:tcMar>
-            <w:shd w:fill="FFFFFF"/>
-          </w:tcPr>
-          <w:p>
-            <w:r>
-              <w:rPr>
-                <w:color w:val="334155"/>
-                <w:sz w:val="18"/>
-              </w:rPr>
-              <w:t>Senior BI Analyst &amp; Solution Architecture Team · September 10, 2026</w:t>
-            </w:r>
-          </w:p>
-        </w:tc>
-      </w:tr>
-    </w:tbl>
-    <w:p>
-      <w:pPr>
-        <w:spacing w:after="200"/>
-      </w:pPr>
-    </w:p>
+    <w:p/>
     <w:p>
       <w:pPr>
         <w:pStyle w:val="Heading1"/>
       </w:pPr>
       <w:r>
-        <w:t>Executive Headline Performance Metrics</w:t>
+        <w:t>1. Executive Summary Headline Dossier</w:t>
+      </w:r>
+    </w:p>
+    <w:p>
+      <w:r>
+        <w:t>This dossier synthesizes validated enterprise indicators across Human Resources, Finance, and Cross-Functional store operations. All data points reconcile 100% against PostgreSQL base tables.</w:t>
       </w:r>
     </w:p>
     <w:tbl>
@@ -254,21 +58,21 @@
         </w:tblBorders>
       </w:tblPr>
       <w:tblGrid>
-        <w:gridCol w:w="2520"/>
-        <w:gridCol w:w="2520"/>
-        <w:gridCol w:w="2520"/>
-        <w:gridCol w:w="2520"/>
+        <w:gridCol w:w="2340"/>
+        <w:gridCol w:w="2340"/>
+        <w:gridCol w:w="2340"/>
+        <w:gridCol w:w="2340"/>
       </w:tblGrid>
       <w:tr>
         <w:tc>
           <w:tcPr>
-            <w:tcW w:type="dxa" w:w="2520"/>
-            <w:shd w:fill="1E293B"/>
+            <w:tcW w:type="dxa" w:w="2340"/>
+            <w:shd w:fill="0F1F33"/>
             <w:tcMar>
-              <w:top w:w="60" w:type="dxa"/>
-              <w:bottom w:w="60" w:type="dxa"/>
-              <w:left w:w="80" w:type="dxa"/>
-              <w:right w:w="80" w:type="dxa"/>
+              <w:top w:w="100" w:type="dxa"/>
+              <w:bottom w:w="100" w:type="dxa"/>
+              <w:left w:w="120" w:type="dxa"/>
+              <w:right w:w="120" w:type="dxa"/>
             </w:tcMar>
           </w:tcPr>
           <w:p>
@@ -276,21 +80,21 @@
               <w:rPr>
                 <w:b/>
                 <w:color w:val="FFFFFF"/>
-                <w:sz w:val="17"/>
+                <w:sz w:val="18"/>
               </w:rPr>
-              <w:t>Metric Name</w:t>
+              <w:t>Metric Category</w:t>
             </w:r>
           </w:p>
         </w:tc>
         <w:tc>
           <w:tcPr>
-            <w:tcW w:type="dxa" w:w="2520"/>
-            <w:shd w:fill="1E293B"/>
+            <w:tcW w:type="dxa" w:w="2340"/>
+            <w:shd w:fill="0F1F33"/>
             <w:tcMar>
-              <w:top w:w="60" w:type="dxa"/>
-              <w:bottom w:w="60" w:type="dxa"/>
-              <w:left w:w="80" w:type="dxa"/>
-              <w:right w:w="80" w:type="dxa"/>
+              <w:top w:w="100" w:type="dxa"/>
+              <w:bottom w:w="100" w:type="dxa"/>
+              <w:left w:w="120" w:type="dxa"/>
+              <w:right w:w="120" w:type="dxa"/>
             </w:tcMar>
           </w:tcPr>
           <w:p>
@@ -298,21 +102,21 @@
               <w:rPr>
                 <w:b/>
                 <w:color w:val="FFFFFF"/>
-                <w:sz w:val="17"/>
+                <w:sz w:val="18"/>
               </w:rPr>
-              <w:t>Authoritative Value</w:t>
+              <w:t>Headline KPI</w:t>
             </w:r>
           </w:p>
         </w:tc>
         <w:tc>
           <w:tcPr>
-            <w:tcW w:type="dxa" w:w="2520"/>
-            <w:shd w:fill="1E293B"/>
+            <w:tcW w:type="dxa" w:w="2340"/>
+            <w:shd w:fill="0F1F33"/>
             <w:tcMar>
-              <w:top w:w="60" w:type="dxa"/>
-              <w:bottom w:w="60" w:type="dxa"/>
-              <w:left w:w="80" w:type="dxa"/>
-              <w:right w:w="80" w:type="dxa"/>
+              <w:top w:w="100" w:type="dxa"/>
+              <w:bottom w:w="100" w:type="dxa"/>
+              <w:left w:w="120" w:type="dxa"/>
+              <w:right w:w="120" w:type="dxa"/>
             </w:tcMar>
           </w:tcPr>
           <w:p>
@@ -320,21 +124,21 @@
               <w:rPr>
                 <w:b/>
                 <w:color w:val="FFFFFF"/>
-                <w:sz w:val="17"/>
+                <w:sz w:val="18"/>
               </w:rPr>
-              <w:t>Unit / Basis</w:t>
+              <w:t>Verified Value</w:t>
             </w:r>
           </w:p>
         </w:tc>
         <w:tc>
           <w:tcPr>
-            <w:tcW w:type="dxa" w:w="2520"/>
-            <w:shd w:fill="1E293B"/>
+            <w:tcW w:type="dxa" w:w="2340"/>
+            <w:shd w:fill="0F1F33"/>
             <w:tcMar>
-              <w:top w:w="60" w:type="dxa"/>
-              <w:bottom w:w="60" w:type="dxa"/>
-              <w:left w:w="80" w:type="dxa"/>
-              <w:right w:w="80" w:type="dxa"/>
+              <w:top w:w="100" w:type="dxa"/>
+              <w:bottom w:w="100" w:type="dxa"/>
+              <w:left w:w="120" w:type="dxa"/>
+              <w:right w:w="120" w:type="dxa"/>
             </w:tcMar>
           </w:tcPr>
           <w:p>
@@ -342,9 +146,9 @@
               <w:rPr>
                 <w:b/>
                 <w:color w:val="FFFFFF"/>
-                <w:sz w:val="17"/>
+                <w:sz w:val="18"/>
               </w:rPr>
-              <w:t>Operational Status</w:t>
+              <w:t>Audit Note</w:t>
             </w:r>
           </w:p>
         </w:tc>
@@ -352,20 +156,36 @@
       <w:tr>
         <w:tc>
           <w:tcPr>
-            <w:tcW w:type="dxa" w:w="2520"/>
-            <w:shd w:fill="FFFFFF"/>
+            <w:tcW w:type="dxa" w:w="2340"/>
             <w:tcMar>
-              <w:top w:w="50" w:type="dxa"/>
-              <w:bottom w:w="50" w:type="dxa"/>
-              <w:left w:w="80" w:type="dxa"/>
-              <w:right w:w="80" w:type="dxa"/>
+              <w:top w:w="80" w:type="dxa"/>
+              <w:bottom w:w="80" w:type="dxa"/>
+              <w:left w:w="100" w:type="dxa"/>
+              <w:right w:w="100" w:type="dxa"/>
             </w:tcMar>
           </w:tcPr>
           <w:p>
             <w:r>
               <w:rPr>
-                <w:b/>
-                <w:color w:val="0F172A"/>
+                <w:sz w:val="17"/>
+              </w:rPr>
+              <w:t>Commercial Sales</w:t>
+            </w:r>
+          </w:p>
+        </w:tc>
+        <w:tc>
+          <w:tcPr>
+            <w:tcW w:type="dxa" w:w="2340"/>
+            <w:tcMar>
+              <w:top w:w="80" w:type="dxa"/>
+              <w:bottom w:w="80" w:type="dxa"/>
+              <w:left w:w="100" w:type="dxa"/>
+              <w:right w:w="100" w:type="dxa"/>
+            </w:tcMar>
+          </w:tcPr>
+          <w:p>
+            <w:r>
+              <w:rPr>
                 <w:sz w:val="17"/>
               </w:rPr>
               <w:t>Delivered Net Revenue</w:t>
@@ -374,64 +194,39 @@
         </w:tc>
         <w:tc>
           <w:tcPr>
-            <w:tcW w:type="dxa" w:w="2520"/>
-            <w:shd w:fill="FFFFFF"/>
+            <w:tcW w:type="dxa" w:w="2340"/>
             <w:tcMar>
-              <w:top w:w="50" w:type="dxa"/>
-              <w:bottom w:w="50" w:type="dxa"/>
-              <w:left w:w="80" w:type="dxa"/>
-              <w:right w:w="80" w:type="dxa"/>
+              <w:top w:w="80" w:type="dxa"/>
+              <w:bottom w:w="80" w:type="dxa"/>
+              <w:left w:w="100" w:type="dxa"/>
+              <w:right w:w="100" w:type="dxa"/>
             </w:tcMar>
           </w:tcPr>
           <w:p>
             <w:r>
               <w:rPr>
-                <w:color w:val="0F172A"/>
                 <w:sz w:val="17"/>
               </w:rPr>
-              <w:t>₹6,769,536,004.48</w:t>
+              <w:t>₹676.95 Cr</w:t>
             </w:r>
           </w:p>
         </w:tc>
         <w:tc>
           <w:tcPr>
-            <w:tcW w:type="dxa" w:w="2520"/>
-            <w:shd w:fill="FFFFFF"/>
+            <w:tcW w:type="dxa" w:w="2340"/>
             <w:tcMar>
-              <w:top w:w="50" w:type="dxa"/>
-              <w:bottom w:w="50" w:type="dxa"/>
-              <w:left w:w="80" w:type="dxa"/>
-              <w:right w:w="80" w:type="dxa"/>
+              <w:top w:w="80" w:type="dxa"/>
+              <w:bottom w:w="80" w:type="dxa"/>
+              <w:left w:w="100" w:type="dxa"/>
+              <w:right w:w="100" w:type="dxa"/>
             </w:tcMar>
           </w:tcPr>
           <w:p>
             <w:r>
               <w:rPr>
-                <w:color w:val="0F172A"/>
                 <w:sz w:val="17"/>
               </w:rPr>
-              <w:t>₹676.95 Cr (82,540 orders)</w:t>
-            </w:r>
-          </w:p>
-        </w:tc>
-        <w:tc>
-          <w:tcPr>
-            <w:tcW w:type="dxa" w:w="2520"/>
-            <w:shd w:fill="FFFFFF"/>
-            <w:tcMar>
-              <w:top w:w="50" w:type="dxa"/>
-              <w:bottom w:w="50" w:type="dxa"/>
-              <w:left w:w="80" w:type="dxa"/>
-              <w:right w:w="80" w:type="dxa"/>
-            </w:tcMar>
-          </w:tcPr>
-          <w:p>
-            <w:r>
-              <w:rPr>
-                <w:color w:val="0F172A"/>
-                <w:sz w:val="17"/>
-              </w:rPr>
-              <w:t>Verified Parity (100%)</w:t>
+              <w:t>82,540 Delivered Orders</w:t>
             </w:r>
           </w:p>
         </w:tc>
@@ -439,86 +234,77 @@
       <w:tr>
         <w:tc>
           <w:tcPr>
-            <w:tcW w:type="dxa" w:w="2520"/>
-            <w:shd w:fill="F8FAFC"/>
+            <w:tcW w:type="dxa" w:w="2340"/>
             <w:tcMar>
-              <w:top w:w="50" w:type="dxa"/>
-              <w:bottom w:w="50" w:type="dxa"/>
-              <w:left w:w="80" w:type="dxa"/>
-              <w:right w:w="80" w:type="dxa"/>
+              <w:top w:w="80" w:type="dxa"/>
+              <w:bottom w:w="80" w:type="dxa"/>
+              <w:left w:w="100" w:type="dxa"/>
+              <w:right w:w="100" w:type="dxa"/>
             </w:tcMar>
           </w:tcPr>
           <w:p>
             <w:r>
               <w:rPr>
-                <w:b/>
-                <w:color w:val="0F172A"/>
                 <w:sz w:val="17"/>
               </w:rPr>
-              <w:t>Average Order Value (AOV)</w:t>
+              <w:t>Profitability</w:t>
             </w:r>
           </w:p>
         </w:tc>
         <w:tc>
           <w:tcPr>
-            <w:tcW w:type="dxa" w:w="2520"/>
-            <w:shd w:fill="F8FAFC"/>
+            <w:tcW w:type="dxa" w:w="2340"/>
             <w:tcMar>
-              <w:top w:w="50" w:type="dxa"/>
-              <w:bottom w:w="50" w:type="dxa"/>
-              <w:left w:w="80" w:type="dxa"/>
-              <w:right w:w="80" w:type="dxa"/>
+              <w:top w:w="80" w:type="dxa"/>
+              <w:bottom w:w="80" w:type="dxa"/>
+              <w:left w:w="100" w:type="dxa"/>
+              <w:right w:w="100" w:type="dxa"/>
             </w:tcMar>
           </w:tcPr>
           <w:p>
             <w:r>
               <w:rPr>
-                <w:color w:val="0F172A"/>
                 <w:sz w:val="17"/>
               </w:rPr>
-              <w:t>₹82,015.22</w:t>
+              <w:t>Gross Contribution Margin</w:t>
             </w:r>
           </w:p>
         </w:tc>
         <w:tc>
           <w:tcPr>
-            <w:tcW w:type="dxa" w:w="2520"/>
-            <w:shd w:fill="F8FAFC"/>
+            <w:tcW w:type="dxa" w:w="2340"/>
             <w:tcMar>
-              <w:top w:w="50" w:type="dxa"/>
-              <w:bottom w:w="50" w:type="dxa"/>
-              <w:left w:w="80" w:type="dxa"/>
-              <w:right w:w="80" w:type="dxa"/>
+              <w:top w:w="80" w:type="dxa"/>
+              <w:bottom w:w="80" w:type="dxa"/>
+              <w:left w:w="100" w:type="dxa"/>
+              <w:right w:w="100" w:type="dxa"/>
             </w:tcMar>
           </w:tcPr>
           <w:p>
             <w:r>
               <w:rPr>
-                <w:color w:val="0F172A"/>
                 <w:sz w:val="17"/>
               </w:rPr>
-              <w:t>Net Revenue / Delivered Orders</w:t>
+              <w:t>27.49%</w:t>
             </w:r>
           </w:p>
         </w:tc>
         <w:tc>
           <w:tcPr>
-            <w:tcW w:type="dxa" w:w="2520"/>
-            <w:shd w:fill="F8FAFC"/>
+            <w:tcW w:type="dxa" w:w="2340"/>
             <w:tcMar>
-              <w:top w:w="50" w:type="dxa"/>
-              <w:bottom w:w="50" w:type="dxa"/>
-              <w:left w:w="80" w:type="dxa"/>
-              <w:right w:w="80" w:type="dxa"/>
+              <w:top w:w="80" w:type="dxa"/>
+              <w:bottom w:w="80" w:type="dxa"/>
+              <w:left w:w="100" w:type="dxa"/>
+              <w:right w:w="100" w:type="dxa"/>
             </w:tcMar>
           </w:tcPr>
           <w:p>
             <w:r>
               <w:rPr>
-                <w:color w:val="0F172A"/>
                 <w:sz w:val="17"/>
               </w:rPr>
-              <w:t>Healthy Basket Realization</w:t>
+              <w:t>₹186.1 Cr markup</w:t>
             </w:r>
           </w:p>
         </w:tc>
@@ -526,86 +312,77 @@
       <w:tr>
         <w:tc>
           <w:tcPr>
-            <w:tcW w:type="dxa" w:w="2520"/>
-            <w:shd w:fill="FFFFFF"/>
+            <w:tcW w:type="dxa" w:w="2340"/>
             <w:tcMar>
-              <w:top w:w="50" w:type="dxa"/>
-              <w:bottom w:w="50" w:type="dxa"/>
-              <w:left w:w="80" w:type="dxa"/>
-              <w:right w:w="80" w:type="dxa"/>
+              <w:top w:w="80" w:type="dxa"/>
+              <w:bottom w:w="80" w:type="dxa"/>
+              <w:left w:w="100" w:type="dxa"/>
+              <w:right w:w="100" w:type="dxa"/>
             </w:tcMar>
           </w:tcPr>
           <w:p>
             <w:r>
               <w:rPr>
-                <w:b/>
-                <w:color w:val="0F172A"/>
                 <w:sz w:val="17"/>
               </w:rPr>
-              <w:t>Contribution Margin</w:t>
+              <w:t>Outflows</w:t>
             </w:r>
           </w:p>
         </w:tc>
         <w:tc>
           <w:tcPr>
-            <w:tcW w:type="dxa" w:w="2520"/>
-            <w:shd w:fill="FFFFFF"/>
+            <w:tcW w:type="dxa" w:w="2340"/>
             <w:tcMar>
-              <w:top w:w="50" w:type="dxa"/>
-              <w:bottom w:w="50" w:type="dxa"/>
-              <w:left w:w="80" w:type="dxa"/>
-              <w:right w:w="80" w:type="dxa"/>
+              <w:top w:w="80" w:type="dxa"/>
+              <w:bottom w:w="80" w:type="dxa"/>
+              <w:left w:w="100" w:type="dxa"/>
+              <w:right w:w="100" w:type="dxa"/>
             </w:tcMar>
           </w:tcPr>
           <w:p>
             <w:r>
               <w:rPr>
-                <w:color w:val="0F172A"/>
                 <w:sz w:val="17"/>
               </w:rPr>
-              <w:t>₹2,062,436,092.76</w:t>
+              <w:t>Total Operating Outflows</w:t>
             </w:r>
           </w:p>
         </w:tc>
         <w:tc>
           <w:tcPr>
-            <w:tcW w:type="dxa" w:w="2520"/>
-            <w:shd w:fill="FFFFFF"/>
+            <w:tcW w:type="dxa" w:w="2340"/>
             <w:tcMar>
-              <w:top w:w="50" w:type="dxa"/>
-              <w:bottom w:w="50" w:type="dxa"/>
-              <w:left w:w="80" w:type="dxa"/>
-              <w:right w:w="80" w:type="dxa"/>
+              <w:top w:w="80" w:type="dxa"/>
+              <w:bottom w:w="80" w:type="dxa"/>
+              <w:left w:w="100" w:type="dxa"/>
+              <w:right w:w="100" w:type="dxa"/>
             </w:tcMar>
           </w:tcPr>
           <w:p>
             <w:r>
               <w:rPr>
-                <w:color w:val="0F172A"/>
                 <w:sz w:val="17"/>
               </w:rPr>
-              <w:t>₹206.24 Cr (30.47% margin)</w:t>
+              <w:t>₹811.54 Cr</w:t>
             </w:r>
           </w:p>
         </w:tc>
         <w:tc>
           <w:tcPr>
-            <w:tcW w:type="dxa" w:w="2520"/>
-            <w:shd w:fill="FFFFFF"/>
+            <w:tcW w:type="dxa" w:w="2340"/>
             <w:tcMar>
-              <w:top w:w="50" w:type="dxa"/>
-              <w:bottom w:w="50" w:type="dxa"/>
-              <w:left w:w="80" w:type="dxa"/>
-              <w:right w:w="80" w:type="dxa"/>
+              <w:top w:w="80" w:type="dxa"/>
+              <w:bottom w:w="80" w:type="dxa"/>
+              <w:left w:w="100" w:type="dxa"/>
+              <w:right w:w="100" w:type="dxa"/>
             </w:tcMar>
           </w:tcPr>
           <w:p>
             <w:r>
               <w:rPr>
-                <w:color w:val="0F172A"/>
                 <w:sz w:val="17"/>
               </w:rPr>
-              <w:t>Above 28% Target Benchmark</w:t>
+              <w:t>Corp ₹801.5 Cr | Store ₹10.0 Cr</w:t>
             </w:r>
           </w:p>
         </w:tc>
@@ -613,155 +390,410 @@
       <w:tr>
         <w:tc>
           <w:tcPr>
-            <w:tcW w:type="dxa" w:w="2520"/>
-            <w:shd w:fill="F8FAFC"/>
+            <w:tcW w:type="dxa" w:w="2340"/>
             <w:tcMar>
-              <w:top w:w="50" w:type="dxa"/>
-              <w:bottom w:w="50" w:type="dxa"/>
-              <w:left w:w="80" w:type="dxa"/>
-              <w:right w:w="80" w:type="dxa"/>
+              <w:top w:w="80" w:type="dxa"/>
+              <w:bottom w:w="80" w:type="dxa"/>
+              <w:left w:w="100" w:type="dxa"/>
+              <w:right w:w="100" w:type="dxa"/>
             </w:tcMar>
           </w:tcPr>
           <w:p>
             <w:r>
               <w:rPr>
-                <w:b/>
-                <w:color w:val="0F172A"/>
                 <w:sz w:val="17"/>
               </w:rPr>
-              <w:t>Active Customer Base</w:t>
+              <w:t>Outflows</w:t>
             </w:r>
           </w:p>
         </w:tc>
         <w:tc>
           <w:tcPr>
-            <w:tcW w:type="dxa" w:w="2520"/>
-            <w:shd w:fill="F8FAFC"/>
+            <w:tcW w:type="dxa" w:w="2340"/>
             <w:tcMar>
-              <w:top w:w="50" w:type="dxa"/>
-              <w:bottom w:w="50" w:type="dxa"/>
-              <w:left w:w="80" w:type="dxa"/>
-              <w:right w:w="80" w:type="dxa"/>
+              <w:top w:w="80" w:type="dxa"/>
+              <w:bottom w:w="80" w:type="dxa"/>
+              <w:left w:w="100" w:type="dxa"/>
+              <w:right w:w="100" w:type="dxa"/>
             </w:tcMar>
           </w:tcPr>
           <w:p>
             <w:r>
               <w:rPr>
-                <w:color w:val="0F172A"/>
                 <w:sz w:val="17"/>
               </w:rPr>
-              <w:t>40,380 Customers</w:t>
+              <w:t>Net Operating Spread</w:t>
             </w:r>
           </w:p>
         </w:tc>
         <w:tc>
           <w:tcPr>
-            <w:tcW w:type="dxa" w:w="2520"/>
-            <w:shd w:fill="F8FAFC"/>
+            <w:tcW w:type="dxa" w:w="2340"/>
             <w:tcMar>
-              <w:top w:w="50" w:type="dxa"/>
-              <w:bottom w:w="50" w:type="dxa"/>
-              <w:left w:w="80" w:type="dxa"/>
-              <w:right w:w="80" w:type="dxa"/>
+              <w:top w:w="80" w:type="dxa"/>
+              <w:bottom w:w="80" w:type="dxa"/>
+              <w:left w:w="100" w:type="dxa"/>
+              <w:right w:w="100" w:type="dxa"/>
             </w:tcMar>
           </w:tcPr>
           <w:p>
             <w:r>
               <w:rPr>
-                <w:color w:val="0F172A"/>
                 <w:sz w:val="17"/>
               </w:rPr>
-              <w:t>80.76% of 50k Registered</w:t>
+              <w:t>₹-134.59 Cr</w:t>
             </w:r>
           </w:p>
         </w:tc>
         <w:tc>
           <w:tcPr>
-            <w:tcW w:type="dxa" w:w="2520"/>
-            <w:shd w:fill="F8FAFC"/>
+            <w:tcW w:type="dxa" w:w="2340"/>
             <w:tcMar>
-              <w:top w:w="50" w:type="dxa"/>
-              <w:bottom w:w="50" w:type="dxa"/>
-              <w:left w:w="80" w:type="dxa"/>
-              <w:right w:w="80" w:type="dxa"/>
+              <w:top w:w="80" w:type="dxa"/>
+              <w:bottom w:w="80" w:type="dxa"/>
+              <w:left w:w="100" w:type="dxa"/>
+              <w:right w:w="100" w:type="dxa"/>
             </w:tcMar>
           </w:tcPr>
           <w:p>
             <w:r>
               <w:rPr>
-                <w:color w:val="0F172A"/>
                 <w:sz w:val="17"/>
               </w:rPr>
-              <w:t>High Demand Penetration</w:t>
+              <w:t>Deficit: OPEX &gt; Revenue</w:t>
+            </w:r>
+          </w:p>
+        </w:tc>
+      </w:tr>
+      <w:tr>
+        <w:tc>
+          <w:tcPr>
+            <w:tcW w:type="dxa" w:w="2340"/>
+            <w:tcMar>
+              <w:top w:w="80" w:type="dxa"/>
+              <w:bottom w:w="80" w:type="dxa"/>
+              <w:left w:w="100" w:type="dxa"/>
+              <w:right w:w="100" w:type="dxa"/>
+            </w:tcMar>
+          </w:tcPr>
+          <w:p>
+            <w:r>
+              <w:rPr>
+                <w:sz w:val="17"/>
+              </w:rPr>
+              <w:t>Human Capital</w:t>
+            </w:r>
+          </w:p>
+        </w:tc>
+        <w:tc>
+          <w:tcPr>
+            <w:tcW w:type="dxa" w:w="2340"/>
+            <w:tcMar>
+              <w:top w:w="80" w:type="dxa"/>
+              <w:bottom w:w="80" w:type="dxa"/>
+              <w:left w:w="100" w:type="dxa"/>
+              <w:right w:w="100" w:type="dxa"/>
+            </w:tcMar>
+          </w:tcPr>
+          <w:p>
+            <w:r>
+              <w:rPr>
+                <w:sz w:val="17"/>
+              </w:rPr>
+              <w:t>Total Active Headcount</w:t>
+            </w:r>
+          </w:p>
+        </w:tc>
+        <w:tc>
+          <w:tcPr>
+            <w:tcW w:type="dxa" w:w="2340"/>
+            <w:tcMar>
+              <w:top w:w="80" w:type="dxa"/>
+              <w:bottom w:w="80" w:type="dxa"/>
+              <w:left w:w="100" w:type="dxa"/>
+              <w:right w:w="100" w:type="dxa"/>
+            </w:tcMar>
+          </w:tcPr>
+          <w:p>
+            <w:r>
+              <w:rPr>
+                <w:sz w:val="17"/>
+              </w:rPr>
+              <w:t>3000 Staff</w:t>
+            </w:r>
+          </w:p>
+        </w:tc>
+        <w:tc>
+          <w:tcPr>
+            <w:tcW w:type="dxa" w:w="2340"/>
+            <w:tcMar>
+              <w:top w:w="80" w:type="dxa"/>
+              <w:bottom w:w="80" w:type="dxa"/>
+              <w:left w:w="100" w:type="dxa"/>
+              <w:right w:w="100" w:type="dxa"/>
+            </w:tcMar>
+          </w:tcPr>
+          <w:p>
+            <w:r>
+              <w:rPr>
+                <w:sz w:val="17"/>
+              </w:rPr>
+              <w:t>100% active, 200 stores</w:t>
+            </w:r>
+          </w:p>
+        </w:tc>
+      </w:tr>
+      <w:tr>
+        <w:tc>
+          <w:tcPr>
+            <w:tcW w:type="dxa" w:w="2340"/>
+            <w:tcMar>
+              <w:top w:w="80" w:type="dxa"/>
+              <w:bottom w:w="80" w:type="dxa"/>
+              <w:left w:w="100" w:type="dxa"/>
+              <w:right w:w="100" w:type="dxa"/>
+            </w:tcMar>
+          </w:tcPr>
+          <w:p>
+            <w:r>
+              <w:rPr>
+                <w:sz w:val="17"/>
+              </w:rPr>
+              <w:t>Human Capital</w:t>
+            </w:r>
+          </w:p>
+        </w:tc>
+        <w:tc>
+          <w:tcPr>
+            <w:tcW w:type="dxa" w:w="2340"/>
+            <w:tcMar>
+              <w:top w:w="80" w:type="dxa"/>
+              <w:bottom w:w="80" w:type="dxa"/>
+              <w:left w:w="100" w:type="dxa"/>
+              <w:right w:w="100" w:type="dxa"/>
+            </w:tcMar>
+          </w:tcPr>
+          <w:p>
+            <w:r>
+              <w:rPr>
+                <w:sz w:val="17"/>
+              </w:rPr>
+              <w:t>Monthly Base Payroll</w:t>
+            </w:r>
+          </w:p>
+        </w:tc>
+        <w:tc>
+          <w:tcPr>
+            <w:tcW w:type="dxa" w:w="2340"/>
+            <w:tcMar>
+              <w:top w:w="80" w:type="dxa"/>
+              <w:bottom w:w="80" w:type="dxa"/>
+              <w:left w:w="100" w:type="dxa"/>
+              <w:right w:w="100" w:type="dxa"/>
+            </w:tcMar>
+          </w:tcPr>
+          <w:p>
+            <w:r>
+              <w:rPr>
+                <w:sz w:val="17"/>
+              </w:rPr>
+              <w:t>₹18.98 Cr</w:t>
+            </w:r>
+          </w:p>
+        </w:tc>
+        <w:tc>
+          <w:tcPr>
+            <w:tcW w:type="dxa" w:w="2340"/>
+            <w:tcMar>
+              <w:top w:w="80" w:type="dxa"/>
+              <w:bottom w:w="80" w:type="dxa"/>
+              <w:left w:w="100" w:type="dxa"/>
+              <w:right w:w="100" w:type="dxa"/>
+            </w:tcMar>
+          </w:tcPr>
+          <w:p>
+            <w:r>
+              <w:rPr>
+                <w:sz w:val="17"/>
+              </w:rPr>
+              <w:t>Fixed contractual payroll</w:t>
+            </w:r>
+          </w:p>
+        </w:tc>
+      </w:tr>
+      <w:tr>
+        <w:tc>
+          <w:tcPr>
+            <w:tcW w:type="dxa" w:w="2340"/>
+            <w:tcMar>
+              <w:top w:w="80" w:type="dxa"/>
+              <w:bottom w:w="80" w:type="dxa"/>
+              <w:left w:w="100" w:type="dxa"/>
+              <w:right w:w="100" w:type="dxa"/>
+            </w:tcMar>
+          </w:tcPr>
+          <w:p>
+            <w:r>
+              <w:rPr>
+                <w:sz w:val="17"/>
+              </w:rPr>
+              <w:t>Human Capital</w:t>
+            </w:r>
+          </w:p>
+        </w:tc>
+        <w:tc>
+          <w:tcPr>
+            <w:tcW w:type="dxa" w:w="2340"/>
+            <w:tcMar>
+              <w:top w:w="80" w:type="dxa"/>
+              <w:bottom w:w="80" w:type="dxa"/>
+              <w:left w:w="100" w:type="dxa"/>
+              <w:right w:w="100" w:type="dxa"/>
+            </w:tcMar>
+          </w:tcPr>
+          <w:p>
+            <w:r>
+              <w:rPr>
+                <w:sz w:val="17"/>
+              </w:rPr>
+              <w:t>Average Compensation</w:t>
+            </w:r>
+          </w:p>
+        </w:tc>
+        <w:tc>
+          <w:tcPr>
+            <w:tcW w:type="dxa" w:w="2340"/>
+            <w:tcMar>
+              <w:top w:w="80" w:type="dxa"/>
+              <w:bottom w:w="80" w:type="dxa"/>
+              <w:left w:w="100" w:type="dxa"/>
+              <w:right w:w="100" w:type="dxa"/>
+            </w:tcMar>
+          </w:tcPr>
+          <w:p>
+            <w:r>
+              <w:rPr>
+                <w:sz w:val="17"/>
+              </w:rPr>
+              <w:t>₹63,274</w:t>
+            </w:r>
+          </w:p>
+        </w:tc>
+        <w:tc>
+          <w:tcPr>
+            <w:tcW w:type="dxa" w:w="2340"/>
+            <w:tcMar>
+              <w:top w:w="80" w:type="dxa"/>
+              <w:bottom w:w="80" w:type="dxa"/>
+              <w:left w:w="100" w:type="dxa"/>
+              <w:right w:w="100" w:type="dxa"/>
+            </w:tcMar>
+          </w:tcPr>
+          <w:p>
+            <w:r>
+              <w:rPr>
+                <w:sz w:val="17"/>
+              </w:rPr>
+              <w:t>Monthly base salary</w:t>
+            </w:r>
+          </w:p>
+        </w:tc>
+      </w:tr>
+      <w:tr>
+        <w:tc>
+          <w:tcPr>
+            <w:tcW w:type="dxa" w:w="2340"/>
+            <w:tcMar>
+              <w:top w:w="80" w:type="dxa"/>
+              <w:bottom w:w="80" w:type="dxa"/>
+              <w:left w:w="100" w:type="dxa"/>
+              <w:right w:w="100" w:type="dxa"/>
+            </w:tcMar>
+          </w:tcPr>
+          <w:p>
+            <w:r>
+              <w:rPr>
+                <w:sz w:val="17"/>
+              </w:rPr>
+              <w:t>Cross-Domain</w:t>
+            </w:r>
+          </w:p>
+        </w:tc>
+        <w:tc>
+          <w:tcPr>
+            <w:tcW w:type="dxa" w:w="2340"/>
+            <w:tcMar>
+              <w:top w:w="80" w:type="dxa"/>
+              <w:bottom w:w="80" w:type="dxa"/>
+              <w:left w:w="100" w:type="dxa"/>
+              <w:right w:w="100" w:type="dxa"/>
+            </w:tcMar>
+          </w:tcPr>
+          <w:p>
+            <w:r>
+              <w:rPr>
+                <w:sz w:val="17"/>
+              </w:rPr>
+              <w:t>Revenue Per Employee</w:t>
+            </w:r>
+          </w:p>
+        </w:tc>
+        <w:tc>
+          <w:tcPr>
+            <w:tcW w:type="dxa" w:w="2340"/>
+            <w:tcMar>
+              <w:top w:w="80" w:type="dxa"/>
+              <w:bottom w:w="80" w:type="dxa"/>
+              <w:left w:w="100" w:type="dxa"/>
+              <w:right w:w="100" w:type="dxa"/>
+            </w:tcMar>
+          </w:tcPr>
+          <w:p>
+            <w:r>
+              <w:rPr>
+                <w:sz w:val="17"/>
+              </w:rPr>
+              <w:t>₹22.57 Lakhs</w:t>
+            </w:r>
+          </w:p>
+        </w:tc>
+        <w:tc>
+          <w:tcPr>
+            <w:tcW w:type="dxa" w:w="2340"/>
+            <w:tcMar>
+              <w:top w:w="80" w:type="dxa"/>
+              <w:bottom w:w="80" w:type="dxa"/>
+              <w:left w:w="100" w:type="dxa"/>
+              <w:right w:w="100" w:type="dxa"/>
+            </w:tcMar>
+          </w:tcPr>
+          <w:p>
+            <w:r>
+              <w:rPr>
+                <w:sz w:val="17"/>
+              </w:rPr>
+              <w:t>Delivered sales per staff</w:t>
             </w:r>
           </w:p>
         </w:tc>
       </w:tr>
     </w:tbl>
     <w:p>
-      <w:pPr>
-        <w:spacing w:after="240"/>
-      </w:pPr>
+      <w:r>
+        <w:br w:type="page"/>
+      </w:r>
     </w:p>
     <w:p>
       <w:pPr>
         <w:pStyle w:val="Heading1"/>
-        <w:spacing w:before="280" w:after="120"/>
       </w:pPr>
       <w:r>
-        <w:t>1. Executive Summary Dashboard Insights (/executive-summary/)</w:t>
+        <w:t>2. Human Resources &amp; Workforce Intelligence</w:t>
       </w:r>
     </w:p>
     <w:p>
-      <w:pPr>
-        <w:pStyle w:val="ListBullet"/>
-        <w:spacing w:after="60"/>
-      </w:pPr>
       <w:r>
-        <w:rPr>
-          <w:color w:val="334155"/>
-          <w:sz w:val="19"/>
-        </w:rPr>
-        <w:t>Recognized Top-Line Revenue: 82,540 delivered purchase orders recognize ₹6,769,536,004.48 (₹676.95 Cr) in commercial top-line net revenue. Pending in-transit orders represent ₹184.6 Cr across 22,514 shipments.</w:t>
-      </w:r>
-    </w:p>
-    <w:p>
-      <w:pPr>
-        <w:pStyle w:val="ListBullet"/>
-        <w:spacing w:after="60"/>
-      </w:pPr>
-      <w:r>
-        <w:rPr>
-          <w:color w:val="334155"/>
-          <w:sz w:val="19"/>
-        </w:rPr>
-        <w:t>Commercial Order Leakage: 22,534 purchase orders (15.02%) were cancelled before dispatch, and 7,495 orders (5.00%) experienced technical payment gateway failure. This constitutes ₹246.28 Cr in addressable gross commercial leakage.</w:t>
-      </w:r>
-    </w:p>
-    <w:p>
-      <w:pPr>
-        <w:pStyle w:val="ListBullet"/>
-        <w:spacing w:after="60"/>
-      </w:pPr>
-      <w:r>
-        <w:rPr>
-          <w:color w:val="334155"/>
-          <w:sz w:val="19"/>
-        </w:rPr>
-        <w:t>Logistics SLA Rate: Courier On-Time Delivery (OTD) stands at 89.5% against the 5-day delivery SLA. Delivery tail delays are concentrated in remote tier-3 pins.</w:t>
-      </w:r>
-    </w:p>
-    <w:p>
-      <w:pPr>
-        <w:pStyle w:val="ListBullet"/>
-        <w:spacing w:after="60"/>
-      </w:pPr>
-      <w:r>
-        <w:rPr>
-          <w:color w:val="334155"/>
-          <w:sz w:val="19"/>
-        </w:rPr>
-        <w:t>Store Inventory Vulnerability: 595 store-SKU inventory combinations (0.52%) are completely stockout; 16,880 SKUs (14.79%) have breached safety reorder thresholds. Total inventory slots at risk: 15.31%.</w:t>
+        <w:t>Analysis of organizational headcount, department compensation allocation, attendance compliance proxy, and retail store staffing distributions.</w:t>
       </w:r>
     </w:p>
     <w:tbl>
@@ -770,116 +802,907 @@
         <w:jc w:val="center"/>
         <w:tblLook w:firstColumn="1" w:firstRow="1" w:lastColumn="0" w:lastRow="0" w:noHBand="0" w:noVBand="1" w:val="04A0"/>
         <w:tblBorders>
-          <w:top w:val="single" w:sz="6" w:space="0" w:color="86EFAC"/>
-          <w:bottom w:val="single" w:sz="6" w:space="0" w:color="86EFAC"/>
-          <w:insideH w:val="single" w:sz="6" w:space="0" w:color="86EFAC"/>
+          <w:top w:val="single" w:sz="4" w:space="0" w:color="CBD5E1"/>
+          <w:bottom w:val="single" w:sz="4" w:space="0" w:color="CBD5E1"/>
+          <w:insideH w:val="single" w:sz="4" w:space="0" w:color="CBD5E1"/>
           <w:insideV w:val="none"/>
           <w:left w:val="none"/>
           <w:right w:val="none"/>
         </w:tblBorders>
       </w:tblPr>
       <w:tblGrid>
-        <w:gridCol w:w="10080"/>
+        <w:gridCol w:w="2340"/>
+        <w:gridCol w:w="2340"/>
+        <w:gridCol w:w="2340"/>
+        <w:gridCol w:w="2340"/>
       </w:tblGrid>
       <w:tr>
         <w:tc>
           <w:tcPr>
-            <w:tcW w:type="dxa" w:w="10080"/>
-            <w:shd w:fill="F0FDF4"/>
+            <w:tcW w:type="dxa" w:w="2340"/>
+            <w:shd w:fill="0F1F33"/>
             <w:tcMar>
-              <w:top w:w="60" w:type="dxa"/>
-              <w:bottom w:w="60" w:type="dxa"/>
+              <w:top w:w="100" w:type="dxa"/>
+              <w:bottom w:w="100" w:type="dxa"/>
+              <w:left w:w="120" w:type="dxa"/>
+              <w:right w:w="120" w:type="dxa"/>
+            </w:tcMar>
+          </w:tcPr>
+          <w:p>
+            <w:r>
+              <w:rPr>
+                <w:b/>
+                <w:color w:val="FFFFFF"/>
+                <w:sz w:val="18"/>
+              </w:rPr>
+              <w:t>Department</w:t>
+            </w:r>
+          </w:p>
+        </w:tc>
+        <w:tc>
+          <w:tcPr>
+            <w:tcW w:type="dxa" w:w="2340"/>
+            <w:shd w:fill="0F1F33"/>
+            <w:tcMar>
+              <w:top w:w="100" w:type="dxa"/>
+              <w:bottom w:w="100" w:type="dxa"/>
+              <w:left w:w="120" w:type="dxa"/>
+              <w:right w:w="120" w:type="dxa"/>
+            </w:tcMar>
+          </w:tcPr>
+          <w:p>
+            <w:r>
+              <w:rPr>
+                <w:b/>
+                <w:color w:val="FFFFFF"/>
+                <w:sz w:val="18"/>
+              </w:rPr>
+              <w:t>Headcount</w:t>
+            </w:r>
+          </w:p>
+        </w:tc>
+        <w:tc>
+          <w:tcPr>
+            <w:tcW w:type="dxa" w:w="2340"/>
+            <w:shd w:fill="0F1F33"/>
+            <w:tcMar>
+              <w:top w:w="100" w:type="dxa"/>
+              <w:bottom w:w="100" w:type="dxa"/>
+              <w:left w:w="120" w:type="dxa"/>
+              <w:right w:w="120" w:type="dxa"/>
+            </w:tcMar>
+          </w:tcPr>
+          <w:p>
+            <w:r>
+              <w:rPr>
+                <w:b/>
+                <w:color w:val="FFFFFF"/>
+                <w:sz w:val="18"/>
+              </w:rPr>
+              <w:t>Average Salary (₹)</w:t>
+            </w:r>
+          </w:p>
+        </w:tc>
+        <w:tc>
+          <w:tcPr>
+            <w:tcW w:type="dxa" w:w="2340"/>
+            <w:shd w:fill="0F1F33"/>
+            <w:tcMar>
+              <w:top w:w="100" w:type="dxa"/>
+              <w:bottom w:w="100" w:type="dxa"/>
+              <w:left w:w="120" w:type="dxa"/>
+              <w:right w:w="120" w:type="dxa"/>
+            </w:tcMar>
+          </w:tcPr>
+          <w:p>
+            <w:r>
+              <w:rPr>
+                <w:b/>
+                <w:color w:val="FFFFFF"/>
+                <w:sz w:val="18"/>
+              </w:rPr>
+              <w:t>Monthly Payroll (₹ Cr)</w:t>
+            </w:r>
+          </w:p>
+        </w:tc>
+      </w:tr>
+      <w:tr>
+        <w:tc>
+          <w:tcPr>
+            <w:tcW w:type="dxa" w:w="2340"/>
+            <w:tcMar>
+              <w:top w:w="80" w:type="dxa"/>
+              <w:bottom w:w="80" w:type="dxa"/>
               <w:left w:w="100" w:type="dxa"/>
               <w:right w:w="100" w:type="dxa"/>
             </w:tcMar>
           </w:tcPr>
           <w:p>
-            <w:pPr>
-              <w:spacing w:after="0"/>
-            </w:pPr>
             <w:r>
               <w:rPr>
-                <w:b/>
-                <w:color w:val="166534"/>
-                <w:sz w:val="18"/>
+                <w:sz w:val="17"/>
               </w:rPr>
-              <w:t xml:space="preserve">Strategic Action Directive: </w:t>
+              <w:t>Legal</w:t>
             </w:r>
+          </w:p>
+        </w:tc>
+        <w:tc>
+          <w:tcPr>
+            <w:tcW w:type="dxa" w:w="2340"/>
+            <w:tcMar>
+              <w:top w:w="80" w:type="dxa"/>
+              <w:bottom w:w="80" w:type="dxa"/>
+              <w:left w:w="100" w:type="dxa"/>
+              <w:right w:w="100" w:type="dxa"/>
+            </w:tcMar>
+          </w:tcPr>
+          <w:p>
             <w:r>
               <w:rPr>
-                <w:color w:val="14532D"/>
-                <w:sz w:val="18"/>
+                <w:sz w:val="17"/>
               </w:rPr>
-              <w:t>Taskforce between Logistics and IT to implement 1-click fallback payment gateways (recovering ₹61.4 Cr) and initiate automated warehouse replenishment for depleted store SKUs.</w:t>
+              <w:t>339</w:t>
+            </w:r>
+          </w:p>
+        </w:tc>
+        <w:tc>
+          <w:tcPr>
+            <w:tcW w:type="dxa" w:w="2340"/>
+            <w:tcMar>
+              <w:top w:w="80" w:type="dxa"/>
+              <w:bottom w:w="80" w:type="dxa"/>
+              <w:left w:w="100" w:type="dxa"/>
+              <w:right w:w="100" w:type="dxa"/>
+            </w:tcMar>
+          </w:tcPr>
+          <w:p>
+            <w:r>
+              <w:rPr>
+                <w:sz w:val="17"/>
+              </w:rPr>
+              <w:t>₹61,119</w:t>
+            </w:r>
+          </w:p>
+        </w:tc>
+        <w:tc>
+          <w:tcPr>
+            <w:tcW w:type="dxa" w:w="2340"/>
+            <w:tcMar>
+              <w:top w:w="80" w:type="dxa"/>
+              <w:bottom w:w="80" w:type="dxa"/>
+              <w:left w:w="100" w:type="dxa"/>
+              <w:right w:w="100" w:type="dxa"/>
+            </w:tcMar>
+          </w:tcPr>
+          <w:p>
+            <w:r>
+              <w:rPr>
+                <w:sz w:val="17"/>
+              </w:rPr>
+              <w:t>₹2.07 Cr</w:t>
+            </w:r>
+          </w:p>
+        </w:tc>
+      </w:tr>
+      <w:tr>
+        <w:tc>
+          <w:tcPr>
+            <w:tcW w:type="dxa" w:w="2340"/>
+            <w:tcMar>
+              <w:top w:w="80" w:type="dxa"/>
+              <w:bottom w:w="80" w:type="dxa"/>
+              <w:left w:w="100" w:type="dxa"/>
+              <w:right w:w="100" w:type="dxa"/>
+            </w:tcMar>
+          </w:tcPr>
+          <w:p>
+            <w:r>
+              <w:rPr>
+                <w:sz w:val="17"/>
+              </w:rPr>
+              <w:t>IT</w:t>
+            </w:r>
+          </w:p>
+        </w:tc>
+        <w:tc>
+          <w:tcPr>
+            <w:tcW w:type="dxa" w:w="2340"/>
+            <w:tcMar>
+              <w:top w:w="80" w:type="dxa"/>
+              <w:bottom w:w="80" w:type="dxa"/>
+              <w:left w:w="100" w:type="dxa"/>
+              <w:right w:w="100" w:type="dxa"/>
+            </w:tcMar>
+          </w:tcPr>
+          <w:p>
+            <w:r>
+              <w:rPr>
+                <w:sz w:val="17"/>
+              </w:rPr>
+              <w:t>310</w:t>
+            </w:r>
+          </w:p>
+        </w:tc>
+        <w:tc>
+          <w:tcPr>
+            <w:tcW w:type="dxa" w:w="2340"/>
+            <w:tcMar>
+              <w:top w:w="80" w:type="dxa"/>
+              <w:bottom w:w="80" w:type="dxa"/>
+              <w:left w:w="100" w:type="dxa"/>
+              <w:right w:w="100" w:type="dxa"/>
+            </w:tcMar>
+          </w:tcPr>
+          <w:p>
+            <w:r>
+              <w:rPr>
+                <w:sz w:val="17"/>
+              </w:rPr>
+              <w:t>₹71,393</w:t>
+            </w:r>
+          </w:p>
+        </w:tc>
+        <w:tc>
+          <w:tcPr>
+            <w:tcW w:type="dxa" w:w="2340"/>
+            <w:tcMar>
+              <w:top w:w="80" w:type="dxa"/>
+              <w:bottom w:w="80" w:type="dxa"/>
+              <w:left w:w="100" w:type="dxa"/>
+              <w:right w:w="100" w:type="dxa"/>
+            </w:tcMar>
+          </w:tcPr>
+          <w:p>
+            <w:r>
+              <w:rPr>
+                <w:sz w:val="17"/>
+              </w:rPr>
+              <w:t>₹2.21 Cr</w:t>
+            </w:r>
+          </w:p>
+        </w:tc>
+      </w:tr>
+      <w:tr>
+        <w:tc>
+          <w:tcPr>
+            <w:tcW w:type="dxa" w:w="2340"/>
+            <w:tcMar>
+              <w:top w:w="80" w:type="dxa"/>
+              <w:bottom w:w="80" w:type="dxa"/>
+              <w:left w:w="100" w:type="dxa"/>
+              <w:right w:w="100" w:type="dxa"/>
+            </w:tcMar>
+          </w:tcPr>
+          <w:p>
+            <w:r>
+              <w:rPr>
+                <w:sz w:val="17"/>
+              </w:rPr>
+              <w:t>Marketing</w:t>
+            </w:r>
+          </w:p>
+        </w:tc>
+        <w:tc>
+          <w:tcPr>
+            <w:tcW w:type="dxa" w:w="2340"/>
+            <w:tcMar>
+              <w:top w:w="80" w:type="dxa"/>
+              <w:bottom w:w="80" w:type="dxa"/>
+              <w:left w:w="100" w:type="dxa"/>
+              <w:right w:w="100" w:type="dxa"/>
+            </w:tcMar>
+          </w:tcPr>
+          <w:p>
+            <w:r>
+              <w:rPr>
+                <w:sz w:val="17"/>
+              </w:rPr>
+              <w:t>307</w:t>
+            </w:r>
+          </w:p>
+        </w:tc>
+        <w:tc>
+          <w:tcPr>
+            <w:tcW w:type="dxa" w:w="2340"/>
+            <w:tcMar>
+              <w:top w:w="80" w:type="dxa"/>
+              <w:bottom w:w="80" w:type="dxa"/>
+              <w:left w:w="100" w:type="dxa"/>
+              <w:right w:w="100" w:type="dxa"/>
+            </w:tcMar>
+          </w:tcPr>
+          <w:p>
+            <w:r>
+              <w:rPr>
+                <w:sz w:val="17"/>
+              </w:rPr>
+              <w:t>₹56,633</w:t>
+            </w:r>
+          </w:p>
+        </w:tc>
+        <w:tc>
+          <w:tcPr>
+            <w:tcW w:type="dxa" w:w="2340"/>
+            <w:tcMar>
+              <w:top w:w="80" w:type="dxa"/>
+              <w:bottom w:w="80" w:type="dxa"/>
+              <w:left w:w="100" w:type="dxa"/>
+              <w:right w:w="100" w:type="dxa"/>
+            </w:tcMar>
+          </w:tcPr>
+          <w:p>
+            <w:r>
+              <w:rPr>
+                <w:sz w:val="17"/>
+              </w:rPr>
+              <w:t>₹1.74 Cr</w:t>
+            </w:r>
+          </w:p>
+        </w:tc>
+      </w:tr>
+      <w:tr>
+        <w:tc>
+          <w:tcPr>
+            <w:tcW w:type="dxa" w:w="2340"/>
+            <w:tcMar>
+              <w:top w:w="80" w:type="dxa"/>
+              <w:bottom w:w="80" w:type="dxa"/>
+              <w:left w:w="100" w:type="dxa"/>
+              <w:right w:w="100" w:type="dxa"/>
+            </w:tcMar>
+          </w:tcPr>
+          <w:p>
+            <w:r>
+              <w:rPr>
+                <w:sz w:val="17"/>
+              </w:rPr>
+              <w:t>HR</w:t>
+            </w:r>
+          </w:p>
+        </w:tc>
+        <w:tc>
+          <w:tcPr>
+            <w:tcW w:type="dxa" w:w="2340"/>
+            <w:tcMar>
+              <w:top w:w="80" w:type="dxa"/>
+              <w:bottom w:w="80" w:type="dxa"/>
+              <w:left w:w="100" w:type="dxa"/>
+              <w:right w:w="100" w:type="dxa"/>
+            </w:tcMar>
+          </w:tcPr>
+          <w:p>
+            <w:r>
+              <w:rPr>
+                <w:sz w:val="17"/>
+              </w:rPr>
+              <w:t>302</w:t>
+            </w:r>
+          </w:p>
+        </w:tc>
+        <w:tc>
+          <w:tcPr>
+            <w:tcW w:type="dxa" w:w="2340"/>
+            <w:tcMar>
+              <w:top w:w="80" w:type="dxa"/>
+              <w:bottom w:w="80" w:type="dxa"/>
+              <w:left w:w="100" w:type="dxa"/>
+              <w:right w:w="100" w:type="dxa"/>
+            </w:tcMar>
+          </w:tcPr>
+          <w:p>
+            <w:r>
+              <w:rPr>
+                <w:sz w:val="17"/>
+              </w:rPr>
+              <w:t>₹66,321</w:t>
+            </w:r>
+          </w:p>
+        </w:tc>
+        <w:tc>
+          <w:tcPr>
+            <w:tcW w:type="dxa" w:w="2340"/>
+            <w:tcMar>
+              <w:top w:w="80" w:type="dxa"/>
+              <w:bottom w:w="80" w:type="dxa"/>
+              <w:left w:w="100" w:type="dxa"/>
+              <w:right w:w="100" w:type="dxa"/>
+            </w:tcMar>
+          </w:tcPr>
+          <w:p>
+            <w:r>
+              <w:rPr>
+                <w:sz w:val="17"/>
+              </w:rPr>
+              <w:t>₹2.0 Cr</w:t>
+            </w:r>
+          </w:p>
+        </w:tc>
+      </w:tr>
+      <w:tr>
+        <w:tc>
+          <w:tcPr>
+            <w:tcW w:type="dxa" w:w="2340"/>
+            <w:tcMar>
+              <w:top w:w="80" w:type="dxa"/>
+              <w:bottom w:w="80" w:type="dxa"/>
+              <w:left w:w="100" w:type="dxa"/>
+              <w:right w:w="100" w:type="dxa"/>
+            </w:tcMar>
+          </w:tcPr>
+          <w:p>
+            <w:r>
+              <w:rPr>
+                <w:sz w:val="17"/>
+              </w:rPr>
+              <w:t>Operations</w:t>
+            </w:r>
+          </w:p>
+        </w:tc>
+        <w:tc>
+          <w:tcPr>
+            <w:tcW w:type="dxa" w:w="2340"/>
+            <w:tcMar>
+              <w:top w:w="80" w:type="dxa"/>
+              <w:bottom w:w="80" w:type="dxa"/>
+              <w:left w:w="100" w:type="dxa"/>
+              <w:right w:w="100" w:type="dxa"/>
+            </w:tcMar>
+          </w:tcPr>
+          <w:p>
+            <w:r>
+              <w:rPr>
+                <w:sz w:val="17"/>
+              </w:rPr>
+              <w:t>301</w:t>
+            </w:r>
+          </w:p>
+        </w:tc>
+        <w:tc>
+          <w:tcPr>
+            <w:tcW w:type="dxa" w:w="2340"/>
+            <w:tcMar>
+              <w:top w:w="80" w:type="dxa"/>
+              <w:bottom w:w="80" w:type="dxa"/>
+              <w:left w:w="100" w:type="dxa"/>
+              <w:right w:w="100" w:type="dxa"/>
+            </w:tcMar>
+          </w:tcPr>
+          <w:p>
+            <w:r>
+              <w:rPr>
+                <w:sz w:val="17"/>
+              </w:rPr>
+              <w:t>₹59,777</w:t>
+            </w:r>
+          </w:p>
+        </w:tc>
+        <w:tc>
+          <w:tcPr>
+            <w:tcW w:type="dxa" w:w="2340"/>
+            <w:tcMar>
+              <w:top w:w="80" w:type="dxa"/>
+              <w:bottom w:w="80" w:type="dxa"/>
+              <w:left w:w="100" w:type="dxa"/>
+              <w:right w:w="100" w:type="dxa"/>
+            </w:tcMar>
+          </w:tcPr>
+          <w:p>
+            <w:r>
+              <w:rPr>
+                <w:sz w:val="17"/>
+              </w:rPr>
+              <w:t>₹1.8 Cr</w:t>
+            </w:r>
+          </w:p>
+        </w:tc>
+      </w:tr>
+      <w:tr>
+        <w:tc>
+          <w:tcPr>
+            <w:tcW w:type="dxa" w:w="2340"/>
+            <w:tcMar>
+              <w:top w:w="80" w:type="dxa"/>
+              <w:bottom w:w="80" w:type="dxa"/>
+              <w:left w:w="100" w:type="dxa"/>
+              <w:right w:w="100" w:type="dxa"/>
+            </w:tcMar>
+          </w:tcPr>
+          <w:p>
+            <w:r>
+              <w:rPr>
+                <w:sz w:val="17"/>
+              </w:rPr>
+              <w:t>Sales</w:t>
+            </w:r>
+          </w:p>
+        </w:tc>
+        <w:tc>
+          <w:tcPr>
+            <w:tcW w:type="dxa" w:w="2340"/>
+            <w:tcMar>
+              <w:top w:w="80" w:type="dxa"/>
+              <w:bottom w:w="80" w:type="dxa"/>
+              <w:left w:w="100" w:type="dxa"/>
+              <w:right w:w="100" w:type="dxa"/>
+            </w:tcMar>
+          </w:tcPr>
+          <w:p>
+            <w:r>
+              <w:rPr>
+                <w:sz w:val="17"/>
+              </w:rPr>
+              <w:t>300</w:t>
+            </w:r>
+          </w:p>
+        </w:tc>
+        <w:tc>
+          <w:tcPr>
+            <w:tcW w:type="dxa" w:w="2340"/>
+            <w:tcMar>
+              <w:top w:w="80" w:type="dxa"/>
+              <w:bottom w:w="80" w:type="dxa"/>
+              <w:left w:w="100" w:type="dxa"/>
+              <w:right w:w="100" w:type="dxa"/>
+            </w:tcMar>
+          </w:tcPr>
+          <w:p>
+            <w:r>
+              <w:rPr>
+                <w:sz w:val="17"/>
+              </w:rPr>
+              <w:t>₹67,489</w:t>
+            </w:r>
+          </w:p>
+        </w:tc>
+        <w:tc>
+          <w:tcPr>
+            <w:tcW w:type="dxa" w:w="2340"/>
+            <w:tcMar>
+              <w:top w:w="80" w:type="dxa"/>
+              <w:bottom w:w="80" w:type="dxa"/>
+              <w:left w:w="100" w:type="dxa"/>
+              <w:right w:w="100" w:type="dxa"/>
+            </w:tcMar>
+          </w:tcPr>
+          <w:p>
+            <w:r>
+              <w:rPr>
+                <w:sz w:val="17"/>
+              </w:rPr>
+              <w:t>₹2.02 Cr</w:t>
+            </w:r>
+          </w:p>
+        </w:tc>
+      </w:tr>
+      <w:tr>
+        <w:tc>
+          <w:tcPr>
+            <w:tcW w:type="dxa" w:w="2340"/>
+            <w:tcMar>
+              <w:top w:w="80" w:type="dxa"/>
+              <w:bottom w:w="80" w:type="dxa"/>
+              <w:left w:w="100" w:type="dxa"/>
+              <w:right w:w="100" w:type="dxa"/>
+            </w:tcMar>
+          </w:tcPr>
+          <w:p>
+            <w:r>
+              <w:rPr>
+                <w:sz w:val="17"/>
+              </w:rPr>
+              <w:t>Logistics</w:t>
+            </w:r>
+          </w:p>
+        </w:tc>
+        <w:tc>
+          <w:tcPr>
+            <w:tcW w:type="dxa" w:w="2340"/>
+            <w:tcMar>
+              <w:top w:w="80" w:type="dxa"/>
+              <w:bottom w:w="80" w:type="dxa"/>
+              <w:left w:w="100" w:type="dxa"/>
+              <w:right w:w="100" w:type="dxa"/>
+            </w:tcMar>
+          </w:tcPr>
+          <w:p>
+            <w:r>
+              <w:rPr>
+                <w:sz w:val="17"/>
+              </w:rPr>
+              <w:t>299</w:t>
+            </w:r>
+          </w:p>
+        </w:tc>
+        <w:tc>
+          <w:tcPr>
+            <w:tcW w:type="dxa" w:w="2340"/>
+            <w:tcMar>
+              <w:top w:w="80" w:type="dxa"/>
+              <w:bottom w:w="80" w:type="dxa"/>
+              <w:left w:w="100" w:type="dxa"/>
+              <w:right w:w="100" w:type="dxa"/>
+            </w:tcMar>
+          </w:tcPr>
+          <w:p>
+            <w:r>
+              <w:rPr>
+                <w:sz w:val="17"/>
+              </w:rPr>
+              <w:t>₹65,171</w:t>
+            </w:r>
+          </w:p>
+        </w:tc>
+        <w:tc>
+          <w:tcPr>
+            <w:tcW w:type="dxa" w:w="2340"/>
+            <w:tcMar>
+              <w:top w:w="80" w:type="dxa"/>
+              <w:bottom w:w="80" w:type="dxa"/>
+              <w:left w:w="100" w:type="dxa"/>
+              <w:right w:w="100" w:type="dxa"/>
+            </w:tcMar>
+          </w:tcPr>
+          <w:p>
+            <w:r>
+              <w:rPr>
+                <w:sz w:val="17"/>
+              </w:rPr>
+              <w:t>₹1.95 Cr</w:t>
+            </w:r>
+          </w:p>
+        </w:tc>
+      </w:tr>
+      <w:tr>
+        <w:tc>
+          <w:tcPr>
+            <w:tcW w:type="dxa" w:w="2340"/>
+            <w:tcMar>
+              <w:top w:w="80" w:type="dxa"/>
+              <w:bottom w:w="80" w:type="dxa"/>
+              <w:left w:w="100" w:type="dxa"/>
+              <w:right w:w="100" w:type="dxa"/>
+            </w:tcMar>
+          </w:tcPr>
+          <w:p>
+            <w:r>
+              <w:rPr>
+                <w:sz w:val="17"/>
+              </w:rPr>
+              <w:t>Finance</w:t>
+            </w:r>
+          </w:p>
+        </w:tc>
+        <w:tc>
+          <w:tcPr>
+            <w:tcW w:type="dxa" w:w="2340"/>
+            <w:tcMar>
+              <w:top w:w="80" w:type="dxa"/>
+              <w:bottom w:w="80" w:type="dxa"/>
+              <w:left w:w="100" w:type="dxa"/>
+              <w:right w:w="100" w:type="dxa"/>
+            </w:tcMar>
+          </w:tcPr>
+          <w:p>
+            <w:r>
+              <w:rPr>
+                <w:sz w:val="17"/>
+              </w:rPr>
+              <w:t>298</w:t>
+            </w:r>
+          </w:p>
+        </w:tc>
+        <w:tc>
+          <w:tcPr>
+            <w:tcW w:type="dxa" w:w="2340"/>
+            <w:tcMar>
+              <w:top w:w="80" w:type="dxa"/>
+              <w:bottom w:w="80" w:type="dxa"/>
+              <w:left w:w="100" w:type="dxa"/>
+              <w:right w:w="100" w:type="dxa"/>
+            </w:tcMar>
+          </w:tcPr>
+          <w:p>
+            <w:r>
+              <w:rPr>
+                <w:sz w:val="17"/>
+              </w:rPr>
+              <w:t>₹67,496</w:t>
+            </w:r>
+          </w:p>
+        </w:tc>
+        <w:tc>
+          <w:tcPr>
+            <w:tcW w:type="dxa" w:w="2340"/>
+            <w:tcMar>
+              <w:top w:w="80" w:type="dxa"/>
+              <w:bottom w:w="80" w:type="dxa"/>
+              <w:left w:w="100" w:type="dxa"/>
+              <w:right w:w="100" w:type="dxa"/>
+            </w:tcMar>
+          </w:tcPr>
+          <w:p>
+            <w:r>
+              <w:rPr>
+                <w:sz w:val="17"/>
+              </w:rPr>
+              <w:t>₹2.01 Cr</w:t>
+            </w:r>
+          </w:p>
+        </w:tc>
+      </w:tr>
+      <w:tr>
+        <w:tc>
+          <w:tcPr>
+            <w:tcW w:type="dxa" w:w="2340"/>
+            <w:tcMar>
+              <w:top w:w="80" w:type="dxa"/>
+              <w:bottom w:w="80" w:type="dxa"/>
+              <w:left w:w="100" w:type="dxa"/>
+              <w:right w:w="100" w:type="dxa"/>
+            </w:tcMar>
+          </w:tcPr>
+          <w:p>
+            <w:r>
+              <w:rPr>
+                <w:sz w:val="17"/>
+              </w:rPr>
+              <w:t>Customer Support</w:t>
+            </w:r>
+          </w:p>
+        </w:tc>
+        <w:tc>
+          <w:tcPr>
+            <w:tcW w:type="dxa" w:w="2340"/>
+            <w:tcMar>
+              <w:top w:w="80" w:type="dxa"/>
+              <w:bottom w:w="80" w:type="dxa"/>
+              <w:left w:w="100" w:type="dxa"/>
+              <w:right w:w="100" w:type="dxa"/>
+            </w:tcMar>
+          </w:tcPr>
+          <w:p>
+            <w:r>
+              <w:rPr>
+                <w:sz w:val="17"/>
+              </w:rPr>
+              <w:t>278</w:t>
+            </w:r>
+          </w:p>
+        </w:tc>
+        <w:tc>
+          <w:tcPr>
+            <w:tcW w:type="dxa" w:w="2340"/>
+            <w:tcMar>
+              <w:top w:w="80" w:type="dxa"/>
+              <w:bottom w:w="80" w:type="dxa"/>
+              <w:left w:w="100" w:type="dxa"/>
+              <w:right w:w="100" w:type="dxa"/>
+            </w:tcMar>
+          </w:tcPr>
+          <w:p>
+            <w:r>
+              <w:rPr>
+                <w:sz w:val="17"/>
+              </w:rPr>
+              <w:t>₹54,094</w:t>
+            </w:r>
+          </w:p>
+        </w:tc>
+        <w:tc>
+          <w:tcPr>
+            <w:tcW w:type="dxa" w:w="2340"/>
+            <w:tcMar>
+              <w:top w:w="80" w:type="dxa"/>
+              <w:bottom w:w="80" w:type="dxa"/>
+              <w:left w:w="100" w:type="dxa"/>
+              <w:right w:w="100" w:type="dxa"/>
+            </w:tcMar>
+          </w:tcPr>
+          <w:p>
+            <w:r>
+              <w:rPr>
+                <w:sz w:val="17"/>
+              </w:rPr>
+              <w:t>₹1.5 Cr</w:t>
+            </w:r>
+          </w:p>
+        </w:tc>
+      </w:tr>
+      <w:tr>
+        <w:tc>
+          <w:tcPr>
+            <w:tcW w:type="dxa" w:w="2340"/>
+            <w:tcMar>
+              <w:top w:w="80" w:type="dxa"/>
+              <w:bottom w:w="80" w:type="dxa"/>
+              <w:left w:w="100" w:type="dxa"/>
+              <w:right w:w="100" w:type="dxa"/>
+            </w:tcMar>
+          </w:tcPr>
+          <w:p>
+            <w:r>
+              <w:rPr>
+                <w:sz w:val="17"/>
+              </w:rPr>
+              <w:t>Procurement</w:t>
+            </w:r>
+          </w:p>
+        </w:tc>
+        <w:tc>
+          <w:tcPr>
+            <w:tcW w:type="dxa" w:w="2340"/>
+            <w:tcMar>
+              <w:top w:w="80" w:type="dxa"/>
+              <w:bottom w:w="80" w:type="dxa"/>
+              <w:left w:w="100" w:type="dxa"/>
+              <w:right w:w="100" w:type="dxa"/>
+            </w:tcMar>
+          </w:tcPr>
+          <w:p>
+            <w:r>
+              <w:rPr>
+                <w:sz w:val="17"/>
+              </w:rPr>
+              <w:t>266</w:t>
+            </w:r>
+          </w:p>
+        </w:tc>
+        <w:tc>
+          <w:tcPr>
+            <w:tcW w:type="dxa" w:w="2340"/>
+            <w:tcMar>
+              <w:top w:w="80" w:type="dxa"/>
+              <w:bottom w:w="80" w:type="dxa"/>
+              <w:left w:w="100" w:type="dxa"/>
+              <w:right w:w="100" w:type="dxa"/>
+            </w:tcMar>
+          </w:tcPr>
+          <w:p>
+            <w:r>
+              <w:rPr>
+                <w:sz w:val="17"/>
+              </w:rPr>
+              <w:t>₹62,694</w:t>
+            </w:r>
+          </w:p>
+        </w:tc>
+        <w:tc>
+          <w:tcPr>
+            <w:tcW w:type="dxa" w:w="2340"/>
+            <w:tcMar>
+              <w:top w:w="80" w:type="dxa"/>
+              <w:bottom w:w="80" w:type="dxa"/>
+              <w:left w:w="100" w:type="dxa"/>
+              <w:right w:w="100" w:type="dxa"/>
+            </w:tcMar>
+          </w:tcPr>
+          <w:p>
+            <w:r>
+              <w:rPr>
+                <w:sz w:val="17"/>
+              </w:rPr>
+              <w:t>₹1.67 Cr</w:t>
             </w:r>
           </w:p>
         </w:tc>
       </w:tr>
     </w:tbl>
     <w:p>
-      <w:pPr>
-        <w:spacing w:after="160"/>
-      </w:pPr>
+      <w:r>
+        <w:br w:type="page"/>
+      </w:r>
     </w:p>
     <w:p>
       <w:pPr>
         <w:pStyle w:val="Heading1"/>
-        <w:spacing w:before="280" w:after="120"/>
       </w:pPr>
       <w:r>
-        <w:t>2. Sales Intelligence Dashboard Insights (/business-dashboard/sales/)</w:t>
+        <w:t>3. Financial Performance &amp; Treasury Intelligence</w:t>
       </w:r>
     </w:p>
     <w:p>
-      <w:pPr>
-        <w:pStyle w:val="ListBullet"/>
-        <w:spacing w:after="60"/>
-      </w:pPr>
       <w:r>
-        <w:rPr>
-          <w:color w:val="334155"/>
-          <w:sz w:val="19"/>
-        </w:rPr>
-        <w:t>Category Revenue &amp; Margin Pareto: Electronics, Appliances, and Home Entertainment drive 58.4% of total realized net sales. However, Apparel, Beauty, and Footwear deliver the highest gross margin percentages (42.8% to 48.1%), compared to Consumer Electronics at 26.4%.</w:t>
-      </w:r>
-    </w:p>
-    <w:p>
-      <w:pPr>
-        <w:pStyle w:val="ListBullet"/>
-        <w:spacing w:after="60"/>
-      </w:pPr>
-      <w:r>
-        <w:rPr>
-          <w:color w:val="334155"/>
-          <w:sz w:val="19"/>
-        </w:rPr>
-        <w:t>Promotional Markdown Elasticity: Orders fulfilled with promotional discounts represent 48.8% of total volume with an effective average discount depth of 11.2%. Full-price un-discounted orders delivered an AOV of ₹84,210 with zero demand drag, showing strong pricing power.</w:t>
-      </w:r>
-    </w:p>
-    <w:p>
-      <w:pPr>
-        <w:pStyle w:val="ListBullet"/>
-        <w:spacing w:after="60"/>
-      </w:pPr>
-      <w:r>
-        <w:rPr>
-          <w:color w:val="334155"/>
-          <w:sz w:val="19"/>
-        </w:rPr>
-        <w:t>Physical Store Productivity: Mall Flagship and High Street formats generate 3.2x higher revenue density per square foot (₹12,450/sqft) than Express neighborhood convenience formats.</w:t>
-      </w:r>
-    </w:p>
-    <w:p>
-      <w:pPr>
-        <w:pStyle w:val="ListBullet"/>
-        <w:spacing w:after="60"/>
-      </w:pPr>
-      <w:r>
-        <w:rPr>
-          <w:color w:val="334155"/>
-          <w:sz w:val="19"/>
-        </w:rPr>
-        <w:t>Digital Tender Dominance: Digital payments (UPI, Cards, Net Banking, Wallets) capture 58.4% of transaction volume and exhibit a 14% lower return rate compared to Cash on Delivery (COD).</w:t>
+        <w:t>Commercial revenue delivery, corporate overhead categories, store operating expenses, and payment settlements.</w:t>
       </w:r>
     </w:p>
     <w:tbl>
@@ -888,116 +1711,751 @@
         <w:jc w:val="center"/>
         <w:tblLook w:firstColumn="1" w:firstRow="1" w:lastColumn="0" w:lastRow="0" w:noHBand="0" w:noVBand="1" w:val="04A0"/>
         <w:tblBorders>
-          <w:top w:val="single" w:sz="6" w:space="0" w:color="86EFAC"/>
-          <w:bottom w:val="single" w:sz="6" w:space="0" w:color="86EFAC"/>
-          <w:insideH w:val="single" w:sz="6" w:space="0" w:color="86EFAC"/>
+          <w:top w:val="single" w:sz="4" w:space="0" w:color="CBD5E1"/>
+          <w:bottom w:val="single" w:sz="4" w:space="0" w:color="CBD5E1"/>
+          <w:insideH w:val="single" w:sz="4" w:space="0" w:color="CBD5E1"/>
           <w:insideV w:val="none"/>
           <w:left w:val="none"/>
           <w:right w:val="none"/>
         </w:tblBorders>
       </w:tblPr>
       <w:tblGrid>
-        <w:gridCol w:w="10080"/>
+        <w:gridCol w:w="2340"/>
+        <w:gridCol w:w="2340"/>
+        <w:gridCol w:w="2340"/>
+        <w:gridCol w:w="2340"/>
       </w:tblGrid>
       <w:tr>
         <w:tc>
           <w:tcPr>
-            <w:tcW w:type="dxa" w:w="10080"/>
-            <w:shd w:fill="F0FDF4"/>
+            <w:tcW w:type="dxa" w:w="2340"/>
+            <w:shd w:fill="0F1F33"/>
             <w:tcMar>
-              <w:top w:w="60" w:type="dxa"/>
-              <w:bottom w:w="60" w:type="dxa"/>
+              <w:top w:w="100" w:type="dxa"/>
+              <w:bottom w:w="100" w:type="dxa"/>
+              <w:left w:w="120" w:type="dxa"/>
+              <w:right w:w="120" w:type="dxa"/>
+            </w:tcMar>
+          </w:tcPr>
+          <w:p>
+            <w:r>
+              <w:rPr>
+                <w:b/>
+                <w:color w:val="FFFFFF"/>
+                <w:sz w:val="18"/>
+              </w:rPr>
+              <w:t>Expense Category</w:t>
+            </w:r>
+          </w:p>
+        </w:tc>
+        <w:tc>
+          <w:tcPr>
+            <w:tcW w:type="dxa" w:w="2340"/>
+            <w:shd w:fill="0F1F33"/>
+            <w:tcMar>
+              <w:top w:w="100" w:type="dxa"/>
+              <w:bottom w:w="100" w:type="dxa"/>
+              <w:left w:w="120" w:type="dxa"/>
+              <w:right w:w="120" w:type="dxa"/>
+            </w:tcMar>
+          </w:tcPr>
+          <w:p>
+            <w:r>
+              <w:rPr>
+                <w:b/>
+                <w:color w:val="FFFFFF"/>
+                <w:sz w:val="18"/>
+              </w:rPr>
+              <w:t>Total Spent (₹ Cr)</w:t>
+            </w:r>
+          </w:p>
+        </w:tc>
+        <w:tc>
+          <w:tcPr>
+            <w:tcW w:type="dxa" w:w="2340"/>
+            <w:shd w:fill="0F1F33"/>
+            <w:tcMar>
+              <w:top w:w="100" w:type="dxa"/>
+              <w:bottom w:w="100" w:type="dxa"/>
+              <w:left w:w="120" w:type="dxa"/>
+              <w:right w:w="120" w:type="dxa"/>
+            </w:tcMar>
+          </w:tcPr>
+          <w:p>
+            <w:r>
+              <w:rPr>
+                <w:b/>
+                <w:color w:val="FFFFFF"/>
+                <w:sz w:val="18"/>
+              </w:rPr>
+              <w:t>Records</w:t>
+            </w:r>
+          </w:p>
+        </w:tc>
+        <w:tc>
+          <w:tcPr>
+            <w:tcW w:type="dxa" w:w="2340"/>
+            <w:shd w:fill="0F1F33"/>
+            <w:tcMar>
+              <w:top w:w="100" w:type="dxa"/>
+              <w:bottom w:w="100" w:type="dxa"/>
+              <w:left w:w="120" w:type="dxa"/>
+              <w:right w:w="120" w:type="dxa"/>
+            </w:tcMar>
+          </w:tcPr>
+          <w:p>
+            <w:r>
+              <w:rPr>
+                <w:b/>
+                <w:color w:val="FFFFFF"/>
+                <w:sz w:val="18"/>
+              </w:rPr>
+              <w:t>Share %</w:t>
+            </w:r>
+          </w:p>
+        </w:tc>
+      </w:tr>
+      <w:tr>
+        <w:tc>
+          <w:tcPr>
+            <w:tcW w:type="dxa" w:w="2340"/>
+            <w:tcMar>
+              <w:top w:w="80" w:type="dxa"/>
+              <w:bottom w:w="80" w:type="dxa"/>
               <w:left w:w="100" w:type="dxa"/>
               <w:right w:w="100" w:type="dxa"/>
             </w:tcMar>
           </w:tcPr>
           <w:p>
-            <w:pPr>
-              <w:spacing w:after="0"/>
-            </w:pPr>
             <w:r>
               <w:rPr>
-                <w:b/>
-                <w:color w:val="166534"/>
-                <w:sz w:val="18"/>
+                <w:sz w:val="17"/>
               </w:rPr>
-              <w:t xml:space="preserve">Strategic Action Directive: </w:t>
+              <w:t>Payroll</w:t>
             </w:r>
+          </w:p>
+        </w:tc>
+        <w:tc>
+          <w:tcPr>
+            <w:tcW w:type="dxa" w:w="2340"/>
+            <w:tcMar>
+              <w:top w:w="80" w:type="dxa"/>
+              <w:bottom w:w="80" w:type="dxa"/>
+              <w:left w:w="100" w:type="dxa"/>
+              <w:right w:w="100" w:type="dxa"/>
+            </w:tcMar>
+          </w:tcPr>
+          <w:p>
             <w:r>
               <w:rPr>
-                <w:color w:val="14532D"/>
-                <w:sz w:val="18"/>
+                <w:sz w:val="17"/>
               </w:rPr>
-              <w:t>Trim broad promotional discounting by 3% on high-velocity electronics and expand shelf space for high-margin Apparel and Beauty merchandise.</w:t>
+              <w:t>₹335.21 Cr</w:t>
+            </w:r>
+          </w:p>
+        </w:tc>
+        <w:tc>
+          <w:tcPr>
+            <w:tcW w:type="dxa" w:w="2340"/>
+            <w:tcMar>
+              <w:top w:w="80" w:type="dxa"/>
+              <w:bottom w:w="80" w:type="dxa"/>
+              <w:left w:w="100" w:type="dxa"/>
+              <w:right w:w="100" w:type="dxa"/>
+            </w:tcMar>
+          </w:tcPr>
+          <w:p>
+            <w:r>
+              <w:rPr>
+                <w:sz w:val="17"/>
+              </w:rPr>
+              <w:t>2666</w:t>
+            </w:r>
+          </w:p>
+        </w:tc>
+        <w:tc>
+          <w:tcPr>
+            <w:tcW w:type="dxa" w:w="2340"/>
+            <w:tcMar>
+              <w:top w:w="80" w:type="dxa"/>
+              <w:bottom w:w="80" w:type="dxa"/>
+              <w:left w:w="100" w:type="dxa"/>
+              <w:right w:w="100" w:type="dxa"/>
+            </w:tcMar>
+          </w:tcPr>
+          <w:p>
+            <w:r>
+              <w:rPr>
+                <w:sz w:val="17"/>
+              </w:rPr>
+              <w:t>41.82%</w:t>
+            </w:r>
+          </w:p>
+        </w:tc>
+      </w:tr>
+      <w:tr>
+        <w:tc>
+          <w:tcPr>
+            <w:tcW w:type="dxa" w:w="2340"/>
+            <w:tcMar>
+              <w:top w:w="80" w:type="dxa"/>
+              <w:bottom w:w="80" w:type="dxa"/>
+              <w:left w:w="100" w:type="dxa"/>
+              <w:right w:w="100" w:type="dxa"/>
+            </w:tcMar>
+          </w:tcPr>
+          <w:p>
+            <w:r>
+              <w:rPr>
+                <w:sz w:val="17"/>
+              </w:rPr>
+              <w:t>Taxes</w:t>
+            </w:r>
+          </w:p>
+        </w:tc>
+        <w:tc>
+          <w:tcPr>
+            <w:tcW w:type="dxa" w:w="2340"/>
+            <w:tcMar>
+              <w:top w:w="80" w:type="dxa"/>
+              <w:bottom w:w="80" w:type="dxa"/>
+              <w:left w:w="100" w:type="dxa"/>
+              <w:right w:w="100" w:type="dxa"/>
+            </w:tcMar>
+          </w:tcPr>
+          <w:p>
+            <w:r>
+              <w:rPr>
+                <w:sz w:val="17"/>
+              </w:rPr>
+              <w:t>₹150.34 Cr</w:t>
+            </w:r>
+          </w:p>
+        </w:tc>
+        <w:tc>
+          <w:tcPr>
+            <w:tcW w:type="dxa" w:w="2340"/>
+            <w:tcMar>
+              <w:top w:w="80" w:type="dxa"/>
+              <w:bottom w:w="80" w:type="dxa"/>
+              <w:left w:w="100" w:type="dxa"/>
+              <w:right w:w="100" w:type="dxa"/>
+            </w:tcMar>
+          </w:tcPr>
+          <w:p>
+            <w:r>
+              <w:rPr>
+                <w:sz w:val="17"/>
+              </w:rPr>
+              <w:t>2722</w:t>
+            </w:r>
+          </w:p>
+        </w:tc>
+        <w:tc>
+          <w:tcPr>
+            <w:tcW w:type="dxa" w:w="2340"/>
+            <w:tcMar>
+              <w:top w:w="80" w:type="dxa"/>
+              <w:bottom w:w="80" w:type="dxa"/>
+              <w:left w:w="100" w:type="dxa"/>
+              <w:right w:w="100" w:type="dxa"/>
+            </w:tcMar>
+          </w:tcPr>
+          <w:p>
+            <w:r>
+              <w:rPr>
+                <w:sz w:val="17"/>
+              </w:rPr>
+              <w:t>18.76%</w:t>
+            </w:r>
+          </w:p>
+        </w:tc>
+      </w:tr>
+      <w:tr>
+        <w:tc>
+          <w:tcPr>
+            <w:tcW w:type="dxa" w:w="2340"/>
+            <w:tcMar>
+              <w:top w:w="80" w:type="dxa"/>
+              <w:bottom w:w="80" w:type="dxa"/>
+              <w:left w:w="100" w:type="dxa"/>
+              <w:right w:w="100" w:type="dxa"/>
+            </w:tcMar>
+          </w:tcPr>
+          <w:p>
+            <w:r>
+              <w:rPr>
+                <w:sz w:val="17"/>
+              </w:rPr>
+              <w:t>Rent</w:t>
+            </w:r>
+          </w:p>
+        </w:tc>
+        <w:tc>
+          <w:tcPr>
+            <w:tcW w:type="dxa" w:w="2340"/>
+            <w:tcMar>
+              <w:top w:w="80" w:type="dxa"/>
+              <w:bottom w:w="80" w:type="dxa"/>
+              <w:left w:w="100" w:type="dxa"/>
+              <w:right w:w="100" w:type="dxa"/>
+            </w:tcMar>
+          </w:tcPr>
+          <w:p>
+            <w:r>
+              <w:rPr>
+                <w:sz w:val="17"/>
+              </w:rPr>
+              <w:t>₹75.03 Cr</w:t>
+            </w:r>
+          </w:p>
+        </w:tc>
+        <w:tc>
+          <w:tcPr>
+            <w:tcW w:type="dxa" w:w="2340"/>
+            <w:tcMar>
+              <w:top w:w="80" w:type="dxa"/>
+              <w:bottom w:w="80" w:type="dxa"/>
+              <w:left w:w="100" w:type="dxa"/>
+              <w:right w:w="100" w:type="dxa"/>
+            </w:tcMar>
+          </w:tcPr>
+          <w:p>
+            <w:r>
+              <w:rPr>
+                <w:sz w:val="17"/>
+              </w:rPr>
+              <w:t>2683</w:t>
+            </w:r>
+          </w:p>
+        </w:tc>
+        <w:tc>
+          <w:tcPr>
+            <w:tcW w:type="dxa" w:w="2340"/>
+            <w:tcMar>
+              <w:top w:w="80" w:type="dxa"/>
+              <w:bottom w:w="80" w:type="dxa"/>
+              <w:left w:w="100" w:type="dxa"/>
+              <w:right w:w="100" w:type="dxa"/>
+            </w:tcMar>
+          </w:tcPr>
+          <w:p>
+            <w:r>
+              <w:rPr>
+                <w:sz w:val="17"/>
+              </w:rPr>
+              <w:t>9.36%</w:t>
+            </w:r>
+          </w:p>
+        </w:tc>
+      </w:tr>
+      <w:tr>
+        <w:tc>
+          <w:tcPr>
+            <w:tcW w:type="dxa" w:w="2340"/>
+            <w:tcMar>
+              <w:top w:w="80" w:type="dxa"/>
+              <w:bottom w:w="80" w:type="dxa"/>
+              <w:left w:w="100" w:type="dxa"/>
+              <w:right w:w="100" w:type="dxa"/>
+            </w:tcMar>
+          </w:tcPr>
+          <w:p>
+            <w:r>
+              <w:rPr>
+                <w:sz w:val="17"/>
+              </w:rPr>
+              <w:t>R&amp;D</w:t>
+            </w:r>
+          </w:p>
+        </w:tc>
+        <w:tc>
+          <w:tcPr>
+            <w:tcW w:type="dxa" w:w="2340"/>
+            <w:tcMar>
+              <w:top w:w="80" w:type="dxa"/>
+              <w:bottom w:w="80" w:type="dxa"/>
+              <w:left w:w="100" w:type="dxa"/>
+              <w:right w:w="100" w:type="dxa"/>
+            </w:tcMar>
+          </w:tcPr>
+          <w:p>
+            <w:r>
+              <w:rPr>
+                <w:sz w:val="17"/>
+              </w:rPr>
+              <w:t>₹68.41 Cr</w:t>
+            </w:r>
+          </w:p>
+        </w:tc>
+        <w:tc>
+          <w:tcPr>
+            <w:tcW w:type="dxa" w:w="2340"/>
+            <w:tcMar>
+              <w:top w:w="80" w:type="dxa"/>
+              <w:bottom w:w="80" w:type="dxa"/>
+              <w:left w:w="100" w:type="dxa"/>
+              <w:right w:w="100" w:type="dxa"/>
+            </w:tcMar>
+          </w:tcPr>
+          <w:p>
+            <w:r>
+              <w:rPr>
+                <w:sz w:val="17"/>
+              </w:rPr>
+              <w:t>2694</w:t>
+            </w:r>
+          </w:p>
+        </w:tc>
+        <w:tc>
+          <w:tcPr>
+            <w:tcW w:type="dxa" w:w="2340"/>
+            <w:tcMar>
+              <w:top w:w="80" w:type="dxa"/>
+              <w:bottom w:w="80" w:type="dxa"/>
+              <w:left w:w="100" w:type="dxa"/>
+              <w:right w:w="100" w:type="dxa"/>
+            </w:tcMar>
+          </w:tcPr>
+          <w:p>
+            <w:r>
+              <w:rPr>
+                <w:sz w:val="17"/>
+              </w:rPr>
+              <w:t>8.54%</w:t>
+            </w:r>
+          </w:p>
+        </w:tc>
+      </w:tr>
+      <w:tr>
+        <w:tc>
+          <w:tcPr>
+            <w:tcW w:type="dxa" w:w="2340"/>
+            <w:tcMar>
+              <w:top w:w="80" w:type="dxa"/>
+              <w:bottom w:w="80" w:type="dxa"/>
+              <w:left w:w="100" w:type="dxa"/>
+              <w:right w:w="100" w:type="dxa"/>
+            </w:tcMar>
+          </w:tcPr>
+          <w:p>
+            <w:r>
+              <w:rPr>
+                <w:sz w:val="17"/>
+              </w:rPr>
+              <w:t>Marketing</w:t>
+            </w:r>
+          </w:p>
+        </w:tc>
+        <w:tc>
+          <w:tcPr>
+            <w:tcW w:type="dxa" w:w="2340"/>
+            <w:tcMar>
+              <w:top w:w="80" w:type="dxa"/>
+              <w:bottom w:w="80" w:type="dxa"/>
+              <w:left w:w="100" w:type="dxa"/>
+              <w:right w:w="100" w:type="dxa"/>
+            </w:tcMar>
+          </w:tcPr>
+          <w:p>
+            <w:r>
+              <w:rPr>
+                <w:sz w:val="17"/>
+              </w:rPr>
+              <w:t>₹63.74 Cr</w:t>
+            </w:r>
+          </w:p>
+        </w:tc>
+        <w:tc>
+          <w:tcPr>
+            <w:tcW w:type="dxa" w:w="2340"/>
+            <w:tcMar>
+              <w:top w:w="80" w:type="dxa"/>
+              <w:bottom w:w="80" w:type="dxa"/>
+              <w:left w:w="100" w:type="dxa"/>
+              <w:right w:w="100" w:type="dxa"/>
+            </w:tcMar>
+          </w:tcPr>
+          <w:p>
+            <w:r>
+              <w:rPr>
+                <w:sz w:val="17"/>
+              </w:rPr>
+              <w:t>2503</w:t>
+            </w:r>
+          </w:p>
+        </w:tc>
+        <w:tc>
+          <w:tcPr>
+            <w:tcW w:type="dxa" w:w="2340"/>
+            <w:tcMar>
+              <w:top w:w="80" w:type="dxa"/>
+              <w:bottom w:w="80" w:type="dxa"/>
+              <w:left w:w="100" w:type="dxa"/>
+              <w:right w:w="100" w:type="dxa"/>
+            </w:tcMar>
+          </w:tcPr>
+          <w:p>
+            <w:r>
+              <w:rPr>
+                <w:sz w:val="17"/>
+              </w:rPr>
+              <w:t>7.95%</w:t>
+            </w:r>
+          </w:p>
+        </w:tc>
+      </w:tr>
+      <w:tr>
+        <w:tc>
+          <w:tcPr>
+            <w:tcW w:type="dxa" w:w="2340"/>
+            <w:tcMar>
+              <w:top w:w="80" w:type="dxa"/>
+              <w:bottom w:w="80" w:type="dxa"/>
+              <w:left w:w="100" w:type="dxa"/>
+              <w:right w:w="100" w:type="dxa"/>
+            </w:tcMar>
+          </w:tcPr>
+          <w:p>
+            <w:r>
+              <w:rPr>
+                <w:sz w:val="17"/>
+              </w:rPr>
+              <w:t>Insurance</w:t>
+            </w:r>
+          </w:p>
+        </w:tc>
+        <w:tc>
+          <w:tcPr>
+            <w:tcW w:type="dxa" w:w="2340"/>
+            <w:tcMar>
+              <w:top w:w="80" w:type="dxa"/>
+              <w:bottom w:w="80" w:type="dxa"/>
+              <w:left w:w="100" w:type="dxa"/>
+              <w:right w:w="100" w:type="dxa"/>
+            </w:tcMar>
+          </w:tcPr>
+          <w:p>
+            <w:r>
+              <w:rPr>
+                <w:sz w:val="17"/>
+              </w:rPr>
+              <w:t>₹28.25 Cr</w:t>
+            </w:r>
+          </w:p>
+        </w:tc>
+        <w:tc>
+          <w:tcPr>
+            <w:tcW w:type="dxa" w:w="2340"/>
+            <w:tcMar>
+              <w:top w:w="80" w:type="dxa"/>
+              <w:bottom w:w="80" w:type="dxa"/>
+              <w:left w:w="100" w:type="dxa"/>
+              <w:right w:w="100" w:type="dxa"/>
+            </w:tcMar>
+          </w:tcPr>
+          <w:p>
+            <w:r>
+              <w:rPr>
+                <w:sz w:val="17"/>
+              </w:rPr>
+              <w:t>2679</w:t>
+            </w:r>
+          </w:p>
+        </w:tc>
+        <w:tc>
+          <w:tcPr>
+            <w:tcW w:type="dxa" w:w="2340"/>
+            <w:tcMar>
+              <w:top w:w="80" w:type="dxa"/>
+              <w:bottom w:w="80" w:type="dxa"/>
+              <w:left w:w="100" w:type="dxa"/>
+              <w:right w:w="100" w:type="dxa"/>
+            </w:tcMar>
+          </w:tcPr>
+          <w:p>
+            <w:r>
+              <w:rPr>
+                <w:sz w:val="17"/>
+              </w:rPr>
+              <w:t>3.53%</w:t>
+            </w:r>
+          </w:p>
+        </w:tc>
+      </w:tr>
+      <w:tr>
+        <w:tc>
+          <w:tcPr>
+            <w:tcW w:type="dxa" w:w="2340"/>
+            <w:tcMar>
+              <w:top w:w="80" w:type="dxa"/>
+              <w:bottom w:w="80" w:type="dxa"/>
+              <w:left w:w="100" w:type="dxa"/>
+              <w:right w:w="100" w:type="dxa"/>
+            </w:tcMar>
+          </w:tcPr>
+          <w:p>
+            <w:r>
+              <w:rPr>
+                <w:sz w:val="17"/>
+              </w:rPr>
+              <w:t>Events</w:t>
+            </w:r>
+          </w:p>
+        </w:tc>
+        <w:tc>
+          <w:tcPr>
+            <w:tcW w:type="dxa" w:w="2340"/>
+            <w:tcMar>
+              <w:top w:w="80" w:type="dxa"/>
+              <w:bottom w:w="80" w:type="dxa"/>
+              <w:left w:w="100" w:type="dxa"/>
+              <w:right w:w="100" w:type="dxa"/>
+            </w:tcMar>
+          </w:tcPr>
+          <w:p>
+            <w:r>
+              <w:rPr>
+                <w:sz w:val="17"/>
+              </w:rPr>
+              <w:t>₹27.14 Cr</w:t>
+            </w:r>
+          </w:p>
+        </w:tc>
+        <w:tc>
+          <w:tcPr>
+            <w:tcW w:type="dxa" w:w="2340"/>
+            <w:tcMar>
+              <w:top w:w="80" w:type="dxa"/>
+              <w:bottom w:w="80" w:type="dxa"/>
+              <w:left w:w="100" w:type="dxa"/>
+              <w:right w:w="100" w:type="dxa"/>
+            </w:tcMar>
+          </w:tcPr>
+          <w:p>
+            <w:r>
+              <w:rPr>
+                <w:sz w:val="17"/>
+              </w:rPr>
+              <w:t>2674</w:t>
+            </w:r>
+          </w:p>
+        </w:tc>
+        <w:tc>
+          <w:tcPr>
+            <w:tcW w:type="dxa" w:w="2340"/>
+            <w:tcMar>
+              <w:top w:w="80" w:type="dxa"/>
+              <w:bottom w:w="80" w:type="dxa"/>
+              <w:left w:w="100" w:type="dxa"/>
+              <w:right w:w="100" w:type="dxa"/>
+            </w:tcMar>
+          </w:tcPr>
+          <w:p>
+            <w:r>
+              <w:rPr>
+                <w:sz w:val="17"/>
+              </w:rPr>
+              <w:t>3.39%</w:t>
+            </w:r>
+          </w:p>
+        </w:tc>
+      </w:tr>
+      <w:tr>
+        <w:tc>
+          <w:tcPr>
+            <w:tcW w:type="dxa" w:w="2340"/>
+            <w:tcMar>
+              <w:top w:w="80" w:type="dxa"/>
+              <w:bottom w:w="80" w:type="dxa"/>
+              <w:left w:w="100" w:type="dxa"/>
+              <w:right w:w="100" w:type="dxa"/>
+            </w:tcMar>
+          </w:tcPr>
+          <w:p>
+            <w:r>
+              <w:rPr>
+                <w:sz w:val="17"/>
+              </w:rPr>
+              <w:t>Software</w:t>
+            </w:r>
+          </w:p>
+        </w:tc>
+        <w:tc>
+          <w:tcPr>
+            <w:tcW w:type="dxa" w:w="2340"/>
+            <w:tcMar>
+              <w:top w:w="80" w:type="dxa"/>
+              <w:bottom w:w="80" w:type="dxa"/>
+              <w:left w:w="100" w:type="dxa"/>
+              <w:right w:w="100" w:type="dxa"/>
+            </w:tcMar>
+          </w:tcPr>
+          <w:p>
+            <w:r>
+              <w:rPr>
+                <w:sz w:val="17"/>
+              </w:rPr>
+              <w:t>₹14.44 Cr</w:t>
+            </w:r>
+          </w:p>
+        </w:tc>
+        <w:tc>
+          <w:tcPr>
+            <w:tcW w:type="dxa" w:w="2340"/>
+            <w:tcMar>
+              <w:top w:w="80" w:type="dxa"/>
+              <w:bottom w:w="80" w:type="dxa"/>
+              <w:left w:w="100" w:type="dxa"/>
+              <w:right w:w="100" w:type="dxa"/>
+            </w:tcMar>
+          </w:tcPr>
+          <w:p>
+            <w:r>
+              <w:rPr>
+                <w:sz w:val="17"/>
+              </w:rPr>
+              <w:t>2746</w:t>
+            </w:r>
+          </w:p>
+        </w:tc>
+        <w:tc>
+          <w:tcPr>
+            <w:tcW w:type="dxa" w:w="2340"/>
+            <w:tcMar>
+              <w:top w:w="80" w:type="dxa"/>
+              <w:bottom w:w="80" w:type="dxa"/>
+              <w:left w:w="100" w:type="dxa"/>
+              <w:right w:w="100" w:type="dxa"/>
+            </w:tcMar>
+          </w:tcPr>
+          <w:p>
+            <w:r>
+              <w:rPr>
+                <w:sz w:val="17"/>
+              </w:rPr>
+              <w:t>1.8%</w:t>
             </w:r>
           </w:p>
         </w:tc>
       </w:tr>
     </w:tbl>
     <w:p>
-      <w:pPr>
-        <w:spacing w:after="160"/>
-      </w:pPr>
+      <w:r>
+        <w:br w:type="page"/>
+      </w:r>
     </w:p>
     <w:p>
       <w:pPr>
         <w:pStyle w:val="Heading1"/>
-        <w:spacing w:before="280" w:after="120"/>
       </w:pPr>
       <w:r>
-        <w:t>3. Customer Intelligence &amp; RFM Segmentation Insights (/business-dashboard/customers/)</w:t>
+        <w:t>4. Cross-Functional Synthesis &amp; Regional Deployment</w:t>
       </w:r>
     </w:p>
     <w:p>
-      <w:pPr>
-        <w:pStyle w:val="ListBullet"/>
-        <w:spacing w:after="60"/>
-      </w:pPr>
       <w:r>
-        <w:rPr>
-          <w:color w:val="334155"/>
-          <w:sz w:val="19"/>
-        </w:rPr>
-        <w:t>The 22% Champions Cohort: 8,885 customers (22.0% of active buyers) qualify as top-tier Champions (R≥4, F≥4), maintaining an average recency of 83.1 days, placing 3.3 orders/year, and contributing ₹236.66 Cr (34.96% of enterprise revenue).</w:t>
-      </w:r>
-    </w:p>
-    <w:p>
-      <w:pPr>
-        <w:pStyle w:val="ListBullet"/>
-        <w:spacing w:after="60"/>
-      </w:pPr>
-      <w:r>
-        <w:rPr>
-          <w:color w:val="334155"/>
-          <w:sz w:val="19"/>
-        </w:rPr>
-        <w:t>Severe At-Risk VIP Dormancy: 6,518 customers (16.1%) reside in the At-Risk quadrant (average recency of 456.8 days, having previously spent ₹128.23 Cr). Re-activating 15% of this segment delivers ₹19.2 Cr in top-line recovery.</w:t>
-      </w:r>
-    </w:p>
-    <w:p>
-      <w:pPr>
-        <w:pStyle w:val="ListBullet"/>
-        <w:spacing w:after="60"/>
-      </w:pPr>
-      <w:r>
-        <w:rPr>
-          <w:color w:val="334155"/>
-          <w:sz w:val="19"/>
-        </w:rPr>
-        <w:t>Loyalty Tier Conversion: Platinum and Gold loyalty members exhibit an 86.4% purchasing conversion rate and 2.8x higher Average Order Value than Bronze tier accounts.</w:t>
-      </w:r>
-    </w:p>
-    <w:p>
-      <w:pPr>
-        <w:pStyle w:val="ListBullet"/>
-        <w:spacing w:after="60"/>
-      </w:pPr>
-      <w:r>
-        <w:rPr>
-          <w:color w:val="334155"/>
-          <w:sz w:val="19"/>
-        </w:rPr>
-        <w:t>Repeat Purchase Curve: 48.7% of customers are repeat buyers (2+ orders), generating 72.4% of total realized net revenue.</w:t>
+        <w:t>Geographic workforce deployment vs delivered sales and regional operational spread.</w:t>
       </w:r>
     </w:p>
     <w:tbl>
@@ -1006,414 +2464,2179 @@
         <w:jc w:val="center"/>
         <w:tblLook w:firstColumn="1" w:firstRow="1" w:lastColumn="0" w:lastRow="0" w:noHBand="0" w:noVBand="1" w:val="04A0"/>
         <w:tblBorders>
-          <w:top w:val="single" w:sz="6" w:space="0" w:color="86EFAC"/>
-          <w:bottom w:val="single" w:sz="6" w:space="0" w:color="86EFAC"/>
-          <w:insideH w:val="single" w:sz="6" w:space="0" w:color="86EFAC"/>
+          <w:top w:val="single" w:sz="4" w:space="0" w:color="CBD5E1"/>
+          <w:bottom w:val="single" w:sz="4" w:space="0" w:color="CBD5E1"/>
+          <w:insideH w:val="single" w:sz="4" w:space="0" w:color="CBD5E1"/>
           <w:insideV w:val="none"/>
           <w:left w:val="none"/>
           <w:right w:val="none"/>
         </w:tblBorders>
       </w:tblPr>
       <w:tblGrid>
-        <w:gridCol w:w="10080"/>
+        <w:gridCol w:w="1872"/>
+        <w:gridCol w:w="1872"/>
+        <w:gridCol w:w="1872"/>
+        <w:gridCol w:w="1872"/>
+        <w:gridCol w:w="1872"/>
       </w:tblGrid>
       <w:tr>
         <w:tc>
           <w:tcPr>
-            <w:tcW w:type="dxa" w:w="10080"/>
-            <w:shd w:fill="F0FDF4"/>
+            <w:tcW w:type="dxa" w:w="1872"/>
+            <w:shd w:fill="0F1F33"/>
             <w:tcMar>
-              <w:top w:w="60" w:type="dxa"/>
-              <w:bottom w:w="60" w:type="dxa"/>
+              <w:top w:w="100" w:type="dxa"/>
+              <w:bottom w:w="100" w:type="dxa"/>
+              <w:left w:w="120" w:type="dxa"/>
+              <w:right w:w="120" w:type="dxa"/>
+            </w:tcMar>
+          </w:tcPr>
+          <w:p>
+            <w:r>
+              <w:rPr>
+                <w:b/>
+                <w:color w:val="FFFFFF"/>
+                <w:sz w:val="18"/>
+              </w:rPr>
+              <w:t>Region</w:t>
+            </w:r>
+          </w:p>
+        </w:tc>
+        <w:tc>
+          <w:tcPr>
+            <w:tcW w:type="dxa" w:w="1872"/>
+            <w:shd w:fill="0F1F33"/>
+            <w:tcMar>
+              <w:top w:w="100" w:type="dxa"/>
+              <w:bottom w:w="100" w:type="dxa"/>
+              <w:left w:w="120" w:type="dxa"/>
+              <w:right w:w="120" w:type="dxa"/>
+            </w:tcMar>
+          </w:tcPr>
+          <w:p>
+            <w:r>
+              <w:rPr>
+                <w:b/>
+                <w:color w:val="FFFFFF"/>
+                <w:sz w:val="18"/>
+              </w:rPr>
+              <w:t>Stores</w:t>
+            </w:r>
+          </w:p>
+        </w:tc>
+        <w:tc>
+          <w:tcPr>
+            <w:tcW w:type="dxa" w:w="1872"/>
+            <w:shd w:fill="0F1F33"/>
+            <w:tcMar>
+              <w:top w:w="100" w:type="dxa"/>
+              <w:bottom w:w="100" w:type="dxa"/>
+              <w:left w:w="120" w:type="dxa"/>
+              <w:right w:w="120" w:type="dxa"/>
+            </w:tcMar>
+          </w:tcPr>
+          <w:p>
+            <w:r>
+              <w:rPr>
+                <w:b/>
+                <w:color w:val="FFFFFF"/>
+                <w:sz w:val="18"/>
+              </w:rPr>
+              <w:t>Staff Count</w:t>
+            </w:r>
+          </w:p>
+        </w:tc>
+        <w:tc>
+          <w:tcPr>
+            <w:tcW w:type="dxa" w:w="1872"/>
+            <w:shd w:fill="0F1F33"/>
+            <w:tcMar>
+              <w:top w:w="100" w:type="dxa"/>
+              <w:bottom w:w="100" w:type="dxa"/>
+              <w:left w:w="120" w:type="dxa"/>
+              <w:right w:w="120" w:type="dxa"/>
+            </w:tcMar>
+          </w:tcPr>
+          <w:p>
+            <w:r>
+              <w:rPr>
+                <w:b/>
+                <w:color w:val="FFFFFF"/>
+                <w:sz w:val="18"/>
+              </w:rPr>
+              <w:t>Delivered Sales (₹ Cr)</w:t>
+            </w:r>
+          </w:p>
+        </w:tc>
+        <w:tc>
+          <w:tcPr>
+            <w:tcW w:type="dxa" w:w="1872"/>
+            <w:shd w:fill="0F1F33"/>
+            <w:tcMar>
+              <w:top w:w="100" w:type="dxa"/>
+              <w:bottom w:w="100" w:type="dxa"/>
+              <w:left w:w="120" w:type="dxa"/>
+              <w:right w:w="120" w:type="dxa"/>
+            </w:tcMar>
+          </w:tcPr>
+          <w:p>
+            <w:r>
+              <w:rPr>
+                <w:b/>
+                <w:color w:val="FFFFFF"/>
+                <w:sz w:val="18"/>
+              </w:rPr>
+              <w:t>Regional Spread (₹ Cr)</w:t>
+            </w:r>
+          </w:p>
+        </w:tc>
+      </w:tr>
+      <w:tr>
+        <w:tc>
+          <w:tcPr>
+            <w:tcW w:type="dxa" w:w="1872"/>
+            <w:tcMar>
+              <w:top w:w="80" w:type="dxa"/>
+              <w:bottom w:w="80" w:type="dxa"/>
               <w:left w:w="100" w:type="dxa"/>
               <w:right w:w="100" w:type="dxa"/>
             </w:tcMar>
           </w:tcPr>
           <w:p>
-            <w:pPr>
-              <w:spacing w:after="0"/>
-            </w:pPr>
             <w:r>
               <w:rPr>
-                <w:b/>
-                <w:color w:val="166534"/>
-                <w:sz w:val="18"/>
+                <w:sz w:val="17"/>
               </w:rPr>
-              <w:t xml:space="preserve">Strategic Action Directive: </w:t>
+              <w:t>South</w:t>
             </w:r>
+          </w:p>
+        </w:tc>
+        <w:tc>
+          <w:tcPr>
+            <w:tcW w:type="dxa" w:w="1872"/>
+            <w:tcMar>
+              <w:top w:w="80" w:type="dxa"/>
+              <w:bottom w:w="80" w:type="dxa"/>
+              <w:left w:w="100" w:type="dxa"/>
+              <w:right w:w="100" w:type="dxa"/>
+            </w:tcMar>
+          </w:tcPr>
+          <w:p>
             <w:r>
               <w:rPr>
-                <w:color w:val="14532D"/>
-                <w:sz w:val="18"/>
+                <w:sz w:val="17"/>
               </w:rPr>
-              <w:t>Launch automated 14-day post-purchase replenishment incentives for first-time buyers, and deploy personalized VIP concierge win-back offers for the 6,518 At-Risk accounts.</w:t>
+              <w:t>14</w:t>
+            </w:r>
+          </w:p>
+        </w:tc>
+        <w:tc>
+          <w:tcPr>
+            <w:tcW w:type="dxa" w:w="1872"/>
+            <w:tcMar>
+              <w:top w:w="80" w:type="dxa"/>
+              <w:bottom w:w="80" w:type="dxa"/>
+              <w:left w:w="100" w:type="dxa"/>
+              <w:right w:w="100" w:type="dxa"/>
+            </w:tcMar>
+          </w:tcPr>
+          <w:p>
+            <w:r>
+              <w:rPr>
+                <w:sz w:val="17"/>
+              </w:rPr>
+              <w:t>195</w:t>
+            </w:r>
+          </w:p>
+        </w:tc>
+        <w:tc>
+          <w:tcPr>
+            <w:tcW w:type="dxa" w:w="1872"/>
+            <w:tcMar>
+              <w:top w:w="80" w:type="dxa"/>
+              <w:bottom w:w="80" w:type="dxa"/>
+              <w:left w:w="100" w:type="dxa"/>
+              <w:right w:w="100" w:type="dxa"/>
+            </w:tcMar>
+          </w:tcPr>
+          <w:p>
+            <w:r>
+              <w:rPr>
+                <w:sz w:val="17"/>
+              </w:rPr>
+              <w:t>₹47.24 Cr</w:t>
+            </w:r>
+          </w:p>
+        </w:tc>
+        <w:tc>
+          <w:tcPr>
+            <w:tcW w:type="dxa" w:w="1872"/>
+            <w:tcMar>
+              <w:top w:w="80" w:type="dxa"/>
+              <w:bottom w:w="80" w:type="dxa"/>
+              <w:left w:w="100" w:type="dxa"/>
+              <w:right w:w="100" w:type="dxa"/>
+            </w:tcMar>
+          </w:tcPr>
+          <w:p>
+            <w:r>
+              <w:rPr>
+                <w:sz w:val="17"/>
+              </w:rPr>
+              <w:t>₹46.55 Cr</w:t>
+            </w:r>
+          </w:p>
+        </w:tc>
+      </w:tr>
+      <w:tr>
+        <w:tc>
+          <w:tcPr>
+            <w:tcW w:type="dxa" w:w="1872"/>
+            <w:tcMar>
+              <w:top w:w="80" w:type="dxa"/>
+              <w:bottom w:w="80" w:type="dxa"/>
+              <w:left w:w="100" w:type="dxa"/>
+              <w:right w:w="100" w:type="dxa"/>
+            </w:tcMar>
+          </w:tcPr>
+          <w:p>
+            <w:r>
+              <w:rPr>
+                <w:sz w:val="17"/>
+              </w:rPr>
+              <w:t>North</w:t>
+            </w:r>
+          </w:p>
+        </w:tc>
+        <w:tc>
+          <w:tcPr>
+            <w:tcW w:type="dxa" w:w="1872"/>
+            <w:tcMar>
+              <w:top w:w="80" w:type="dxa"/>
+              <w:bottom w:w="80" w:type="dxa"/>
+              <w:left w:w="100" w:type="dxa"/>
+              <w:right w:w="100" w:type="dxa"/>
+            </w:tcMar>
+          </w:tcPr>
+          <w:p>
+            <w:r>
+              <w:rPr>
+                <w:sz w:val="17"/>
+              </w:rPr>
+              <w:t>14</w:t>
+            </w:r>
+          </w:p>
+        </w:tc>
+        <w:tc>
+          <w:tcPr>
+            <w:tcW w:type="dxa" w:w="1872"/>
+            <w:tcMar>
+              <w:top w:w="80" w:type="dxa"/>
+              <w:bottom w:w="80" w:type="dxa"/>
+              <w:left w:w="100" w:type="dxa"/>
+              <w:right w:w="100" w:type="dxa"/>
+            </w:tcMar>
+          </w:tcPr>
+          <w:p>
+            <w:r>
+              <w:rPr>
+                <w:sz w:val="17"/>
+              </w:rPr>
+              <w:t>199</w:t>
+            </w:r>
+          </w:p>
+        </w:tc>
+        <w:tc>
+          <w:tcPr>
+            <w:tcW w:type="dxa" w:w="1872"/>
+            <w:tcMar>
+              <w:top w:w="80" w:type="dxa"/>
+              <w:bottom w:w="80" w:type="dxa"/>
+              <w:left w:w="100" w:type="dxa"/>
+              <w:right w:w="100" w:type="dxa"/>
+            </w:tcMar>
+          </w:tcPr>
+          <w:p>
+            <w:r>
+              <w:rPr>
+                <w:sz w:val="17"/>
+              </w:rPr>
+              <w:t>₹46.29 Cr</w:t>
+            </w:r>
+          </w:p>
+        </w:tc>
+        <w:tc>
+          <w:tcPr>
+            <w:tcW w:type="dxa" w:w="1872"/>
+            <w:tcMar>
+              <w:top w:w="80" w:type="dxa"/>
+              <w:bottom w:w="80" w:type="dxa"/>
+              <w:left w:w="100" w:type="dxa"/>
+              <w:right w:w="100" w:type="dxa"/>
+            </w:tcMar>
+          </w:tcPr>
+          <w:p>
+            <w:r>
+              <w:rPr>
+                <w:sz w:val="17"/>
+              </w:rPr>
+              <w:t>₹45.59 Cr</w:t>
+            </w:r>
+          </w:p>
+        </w:tc>
+      </w:tr>
+      <w:tr>
+        <w:tc>
+          <w:tcPr>
+            <w:tcW w:type="dxa" w:w="1872"/>
+            <w:tcMar>
+              <w:top w:w="80" w:type="dxa"/>
+              <w:bottom w:w="80" w:type="dxa"/>
+              <w:left w:w="100" w:type="dxa"/>
+              <w:right w:w="100" w:type="dxa"/>
+            </w:tcMar>
+          </w:tcPr>
+          <w:p>
+            <w:r>
+              <w:rPr>
+                <w:sz w:val="17"/>
+              </w:rPr>
+              <w:t>North East</w:t>
+            </w:r>
+          </w:p>
+        </w:tc>
+        <w:tc>
+          <w:tcPr>
+            <w:tcW w:type="dxa" w:w="1872"/>
+            <w:tcMar>
+              <w:top w:w="80" w:type="dxa"/>
+              <w:bottom w:w="80" w:type="dxa"/>
+              <w:left w:w="100" w:type="dxa"/>
+              <w:right w:w="100" w:type="dxa"/>
+            </w:tcMar>
+          </w:tcPr>
+          <w:p>
+            <w:r>
+              <w:rPr>
+                <w:sz w:val="17"/>
+              </w:rPr>
+              <w:t>13</w:t>
+            </w:r>
+          </w:p>
+        </w:tc>
+        <w:tc>
+          <w:tcPr>
+            <w:tcW w:type="dxa" w:w="1872"/>
+            <w:tcMar>
+              <w:top w:w="80" w:type="dxa"/>
+              <w:bottom w:w="80" w:type="dxa"/>
+              <w:left w:w="100" w:type="dxa"/>
+              <w:right w:w="100" w:type="dxa"/>
+            </w:tcMar>
+          </w:tcPr>
+          <w:p>
+            <w:r>
+              <w:rPr>
+                <w:sz w:val="17"/>
+              </w:rPr>
+              <w:t>179</w:t>
+            </w:r>
+          </w:p>
+        </w:tc>
+        <w:tc>
+          <w:tcPr>
+            <w:tcW w:type="dxa" w:w="1872"/>
+            <w:tcMar>
+              <w:top w:w="80" w:type="dxa"/>
+              <w:bottom w:w="80" w:type="dxa"/>
+              <w:left w:w="100" w:type="dxa"/>
+              <w:right w:w="100" w:type="dxa"/>
+            </w:tcMar>
+          </w:tcPr>
+          <w:p>
+            <w:r>
+              <w:rPr>
+                <w:sz w:val="17"/>
+              </w:rPr>
+              <w:t>₹45.04 Cr</w:t>
+            </w:r>
+          </w:p>
+        </w:tc>
+        <w:tc>
+          <w:tcPr>
+            <w:tcW w:type="dxa" w:w="1872"/>
+            <w:tcMar>
+              <w:top w:w="80" w:type="dxa"/>
+              <w:bottom w:w="80" w:type="dxa"/>
+              <w:left w:w="100" w:type="dxa"/>
+              <w:right w:w="100" w:type="dxa"/>
+            </w:tcMar>
+          </w:tcPr>
+          <w:p>
+            <w:r>
+              <w:rPr>
+                <w:sz w:val="17"/>
+              </w:rPr>
+              <w:t>₹44.4 Cr</w:t>
+            </w:r>
+          </w:p>
+        </w:tc>
+      </w:tr>
+      <w:tr>
+        <w:tc>
+          <w:tcPr>
+            <w:tcW w:type="dxa" w:w="1872"/>
+            <w:tcMar>
+              <w:top w:w="80" w:type="dxa"/>
+              <w:bottom w:w="80" w:type="dxa"/>
+              <w:left w:w="100" w:type="dxa"/>
+              <w:right w:w="100" w:type="dxa"/>
+            </w:tcMar>
+          </w:tcPr>
+          <w:p>
+            <w:r>
+              <w:rPr>
+                <w:sz w:val="17"/>
+              </w:rPr>
+              <w:t>North</w:t>
+            </w:r>
+          </w:p>
+        </w:tc>
+        <w:tc>
+          <w:tcPr>
+            <w:tcW w:type="dxa" w:w="1872"/>
+            <w:tcMar>
+              <w:top w:w="80" w:type="dxa"/>
+              <w:bottom w:w="80" w:type="dxa"/>
+              <w:left w:w="100" w:type="dxa"/>
+              <w:right w:w="100" w:type="dxa"/>
+            </w:tcMar>
+          </w:tcPr>
+          <w:p>
+            <w:r>
+              <w:rPr>
+                <w:sz w:val="17"/>
+              </w:rPr>
+              <w:t>13</w:t>
+            </w:r>
+          </w:p>
+        </w:tc>
+        <w:tc>
+          <w:tcPr>
+            <w:tcW w:type="dxa" w:w="1872"/>
+            <w:tcMar>
+              <w:top w:w="80" w:type="dxa"/>
+              <w:bottom w:w="80" w:type="dxa"/>
+              <w:left w:w="100" w:type="dxa"/>
+              <w:right w:w="100" w:type="dxa"/>
+            </w:tcMar>
+          </w:tcPr>
+          <w:p>
+            <w:r>
+              <w:rPr>
+                <w:sz w:val="17"/>
+              </w:rPr>
+              <w:t>181</w:t>
+            </w:r>
+          </w:p>
+        </w:tc>
+        <w:tc>
+          <w:tcPr>
+            <w:tcW w:type="dxa" w:w="1872"/>
+            <w:tcMar>
+              <w:top w:w="80" w:type="dxa"/>
+              <w:bottom w:w="80" w:type="dxa"/>
+              <w:left w:w="100" w:type="dxa"/>
+              <w:right w:w="100" w:type="dxa"/>
+            </w:tcMar>
+          </w:tcPr>
+          <w:p>
+            <w:r>
+              <w:rPr>
+                <w:sz w:val="17"/>
+              </w:rPr>
+              <w:t>₹44.89 Cr</w:t>
+            </w:r>
+          </w:p>
+        </w:tc>
+        <w:tc>
+          <w:tcPr>
+            <w:tcW w:type="dxa" w:w="1872"/>
+            <w:tcMar>
+              <w:top w:w="80" w:type="dxa"/>
+              <w:bottom w:w="80" w:type="dxa"/>
+              <w:left w:w="100" w:type="dxa"/>
+              <w:right w:w="100" w:type="dxa"/>
+            </w:tcMar>
+          </w:tcPr>
+          <w:p>
+            <w:r>
+              <w:rPr>
+                <w:sz w:val="17"/>
+              </w:rPr>
+              <w:t>₹44.24 Cr</w:t>
+            </w:r>
+          </w:p>
+        </w:tc>
+      </w:tr>
+      <w:tr>
+        <w:tc>
+          <w:tcPr>
+            <w:tcW w:type="dxa" w:w="1872"/>
+            <w:tcMar>
+              <w:top w:w="80" w:type="dxa"/>
+              <w:bottom w:w="80" w:type="dxa"/>
+              <w:left w:w="100" w:type="dxa"/>
+              <w:right w:w="100" w:type="dxa"/>
+            </w:tcMar>
+          </w:tcPr>
+          <w:p>
+            <w:r>
+              <w:rPr>
+                <w:sz w:val="17"/>
+              </w:rPr>
+              <w:t>North East</w:t>
+            </w:r>
+          </w:p>
+        </w:tc>
+        <w:tc>
+          <w:tcPr>
+            <w:tcW w:type="dxa" w:w="1872"/>
+            <w:tcMar>
+              <w:top w:w="80" w:type="dxa"/>
+              <w:bottom w:w="80" w:type="dxa"/>
+              <w:left w:w="100" w:type="dxa"/>
+              <w:right w:w="100" w:type="dxa"/>
+            </w:tcMar>
+          </w:tcPr>
+          <w:p>
+            <w:r>
+              <w:rPr>
+                <w:sz w:val="17"/>
+              </w:rPr>
+              <w:t>12</w:t>
+            </w:r>
+          </w:p>
+        </w:tc>
+        <w:tc>
+          <w:tcPr>
+            <w:tcW w:type="dxa" w:w="1872"/>
+            <w:tcMar>
+              <w:top w:w="80" w:type="dxa"/>
+              <w:bottom w:w="80" w:type="dxa"/>
+              <w:left w:w="100" w:type="dxa"/>
+              <w:right w:w="100" w:type="dxa"/>
+            </w:tcMar>
+          </w:tcPr>
+          <w:p>
+            <w:r>
+              <w:rPr>
+                <w:sz w:val="17"/>
+              </w:rPr>
+              <w:t>179</w:t>
+            </w:r>
+          </w:p>
+        </w:tc>
+        <w:tc>
+          <w:tcPr>
+            <w:tcW w:type="dxa" w:w="1872"/>
+            <w:tcMar>
+              <w:top w:w="80" w:type="dxa"/>
+              <w:bottom w:w="80" w:type="dxa"/>
+              <w:left w:w="100" w:type="dxa"/>
+              <w:right w:w="100" w:type="dxa"/>
+            </w:tcMar>
+          </w:tcPr>
+          <w:p>
+            <w:r>
+              <w:rPr>
+                <w:sz w:val="17"/>
+              </w:rPr>
+              <w:t>₹42.06 Cr</w:t>
+            </w:r>
+          </w:p>
+        </w:tc>
+        <w:tc>
+          <w:tcPr>
+            <w:tcW w:type="dxa" w:w="1872"/>
+            <w:tcMar>
+              <w:top w:w="80" w:type="dxa"/>
+              <w:bottom w:w="80" w:type="dxa"/>
+              <w:left w:w="100" w:type="dxa"/>
+              <w:right w:w="100" w:type="dxa"/>
+            </w:tcMar>
+          </w:tcPr>
+          <w:p>
+            <w:r>
+              <w:rPr>
+                <w:sz w:val="17"/>
+              </w:rPr>
+              <w:t>₹41.43 Cr</w:t>
+            </w:r>
+          </w:p>
+        </w:tc>
+      </w:tr>
+      <w:tr>
+        <w:tc>
+          <w:tcPr>
+            <w:tcW w:type="dxa" w:w="1872"/>
+            <w:tcMar>
+              <w:top w:w="80" w:type="dxa"/>
+              <w:bottom w:w="80" w:type="dxa"/>
+              <w:left w:w="100" w:type="dxa"/>
+              <w:right w:w="100" w:type="dxa"/>
+            </w:tcMar>
+          </w:tcPr>
+          <w:p>
+            <w:r>
+              <w:rPr>
+                <w:sz w:val="17"/>
+              </w:rPr>
+              <w:t>East</w:t>
+            </w:r>
+          </w:p>
+        </w:tc>
+        <w:tc>
+          <w:tcPr>
+            <w:tcW w:type="dxa" w:w="1872"/>
+            <w:tcMar>
+              <w:top w:w="80" w:type="dxa"/>
+              <w:bottom w:w="80" w:type="dxa"/>
+              <w:left w:w="100" w:type="dxa"/>
+              <w:right w:w="100" w:type="dxa"/>
+            </w:tcMar>
+          </w:tcPr>
+          <w:p>
+            <w:r>
+              <w:rPr>
+                <w:sz w:val="17"/>
+              </w:rPr>
+              <w:t>12</w:t>
+            </w:r>
+          </w:p>
+        </w:tc>
+        <w:tc>
+          <w:tcPr>
+            <w:tcW w:type="dxa" w:w="1872"/>
+            <w:tcMar>
+              <w:top w:w="80" w:type="dxa"/>
+              <w:bottom w:w="80" w:type="dxa"/>
+              <w:left w:w="100" w:type="dxa"/>
+              <w:right w:w="100" w:type="dxa"/>
+            </w:tcMar>
+          </w:tcPr>
+          <w:p>
+            <w:r>
+              <w:rPr>
+                <w:sz w:val="17"/>
+              </w:rPr>
+              <w:t>179</w:t>
+            </w:r>
+          </w:p>
+        </w:tc>
+        <w:tc>
+          <w:tcPr>
+            <w:tcW w:type="dxa" w:w="1872"/>
+            <w:tcMar>
+              <w:top w:w="80" w:type="dxa"/>
+              <w:bottom w:w="80" w:type="dxa"/>
+              <w:left w:w="100" w:type="dxa"/>
+              <w:right w:w="100" w:type="dxa"/>
+            </w:tcMar>
+          </w:tcPr>
+          <w:p>
+            <w:r>
+              <w:rPr>
+                <w:sz w:val="17"/>
+              </w:rPr>
+              <w:t>₹40.21 Cr</w:t>
+            </w:r>
+          </w:p>
+        </w:tc>
+        <w:tc>
+          <w:tcPr>
+            <w:tcW w:type="dxa" w:w="1872"/>
+            <w:tcMar>
+              <w:top w:w="80" w:type="dxa"/>
+              <w:bottom w:w="80" w:type="dxa"/>
+              <w:left w:w="100" w:type="dxa"/>
+              <w:right w:w="100" w:type="dxa"/>
+            </w:tcMar>
+          </w:tcPr>
+          <w:p>
+            <w:r>
+              <w:rPr>
+                <w:sz w:val="17"/>
+              </w:rPr>
+              <w:t>₹39.6 Cr</w:t>
+            </w:r>
+          </w:p>
+        </w:tc>
+      </w:tr>
+      <w:tr>
+        <w:tc>
+          <w:tcPr>
+            <w:tcW w:type="dxa" w:w="1872"/>
+            <w:tcMar>
+              <w:top w:w="80" w:type="dxa"/>
+              <w:bottom w:w="80" w:type="dxa"/>
+              <w:left w:w="100" w:type="dxa"/>
+              <w:right w:w="100" w:type="dxa"/>
+            </w:tcMar>
+          </w:tcPr>
+          <w:p>
+            <w:r>
+              <w:rPr>
+                <w:sz w:val="17"/>
+              </w:rPr>
+              <w:t>North</w:t>
+            </w:r>
+          </w:p>
+        </w:tc>
+        <w:tc>
+          <w:tcPr>
+            <w:tcW w:type="dxa" w:w="1872"/>
+            <w:tcMar>
+              <w:top w:w="80" w:type="dxa"/>
+              <w:bottom w:w="80" w:type="dxa"/>
+              <w:left w:w="100" w:type="dxa"/>
+              <w:right w:w="100" w:type="dxa"/>
+            </w:tcMar>
+          </w:tcPr>
+          <w:p>
+            <w:r>
+              <w:rPr>
+                <w:sz w:val="17"/>
+              </w:rPr>
+              <w:t>12</w:t>
+            </w:r>
+          </w:p>
+        </w:tc>
+        <w:tc>
+          <w:tcPr>
+            <w:tcW w:type="dxa" w:w="1872"/>
+            <w:tcMar>
+              <w:top w:w="80" w:type="dxa"/>
+              <w:bottom w:w="80" w:type="dxa"/>
+              <w:left w:w="100" w:type="dxa"/>
+              <w:right w:w="100" w:type="dxa"/>
+            </w:tcMar>
+          </w:tcPr>
+          <w:p>
+            <w:r>
+              <w:rPr>
+                <w:sz w:val="17"/>
+              </w:rPr>
+              <w:t>172</w:t>
+            </w:r>
+          </w:p>
+        </w:tc>
+        <w:tc>
+          <w:tcPr>
+            <w:tcW w:type="dxa" w:w="1872"/>
+            <w:tcMar>
+              <w:top w:w="80" w:type="dxa"/>
+              <w:bottom w:w="80" w:type="dxa"/>
+              <w:left w:w="100" w:type="dxa"/>
+              <w:right w:w="100" w:type="dxa"/>
+            </w:tcMar>
+          </w:tcPr>
+          <w:p>
+            <w:r>
+              <w:rPr>
+                <w:sz w:val="17"/>
+              </w:rPr>
+              <w:t>₹39.86 Cr</w:t>
+            </w:r>
+          </w:p>
+        </w:tc>
+        <w:tc>
+          <w:tcPr>
+            <w:tcW w:type="dxa" w:w="1872"/>
+            <w:tcMar>
+              <w:top w:w="80" w:type="dxa"/>
+              <w:bottom w:w="80" w:type="dxa"/>
+              <w:left w:w="100" w:type="dxa"/>
+              <w:right w:w="100" w:type="dxa"/>
+            </w:tcMar>
+          </w:tcPr>
+          <w:p>
+            <w:r>
+              <w:rPr>
+                <w:sz w:val="17"/>
+              </w:rPr>
+              <w:t>₹39.23 Cr</w:t>
+            </w:r>
+          </w:p>
+        </w:tc>
+      </w:tr>
+      <w:tr>
+        <w:tc>
+          <w:tcPr>
+            <w:tcW w:type="dxa" w:w="1872"/>
+            <w:tcMar>
+              <w:top w:w="80" w:type="dxa"/>
+              <w:bottom w:w="80" w:type="dxa"/>
+              <w:left w:w="100" w:type="dxa"/>
+              <w:right w:w="100" w:type="dxa"/>
+            </w:tcMar>
+          </w:tcPr>
+          <w:p>
+            <w:r>
+              <w:rPr>
+                <w:sz w:val="17"/>
+              </w:rPr>
+              <w:t>North East</w:t>
+            </w:r>
+          </w:p>
+        </w:tc>
+        <w:tc>
+          <w:tcPr>
+            <w:tcW w:type="dxa" w:w="1872"/>
+            <w:tcMar>
+              <w:top w:w="80" w:type="dxa"/>
+              <w:bottom w:w="80" w:type="dxa"/>
+              <w:left w:w="100" w:type="dxa"/>
+              <w:right w:w="100" w:type="dxa"/>
+            </w:tcMar>
+          </w:tcPr>
+          <w:p>
+            <w:r>
+              <w:rPr>
+                <w:sz w:val="17"/>
+              </w:rPr>
+              <w:t>11</w:t>
+            </w:r>
+          </w:p>
+        </w:tc>
+        <w:tc>
+          <w:tcPr>
+            <w:tcW w:type="dxa" w:w="1872"/>
+            <w:tcMar>
+              <w:top w:w="80" w:type="dxa"/>
+              <w:bottom w:w="80" w:type="dxa"/>
+              <w:left w:w="100" w:type="dxa"/>
+              <w:right w:w="100" w:type="dxa"/>
+            </w:tcMar>
+          </w:tcPr>
+          <w:p>
+            <w:r>
+              <w:rPr>
+                <w:sz w:val="17"/>
+              </w:rPr>
+              <w:t>182</w:t>
+            </w:r>
+          </w:p>
+        </w:tc>
+        <w:tc>
+          <w:tcPr>
+            <w:tcW w:type="dxa" w:w="1872"/>
+            <w:tcMar>
+              <w:top w:w="80" w:type="dxa"/>
+              <w:bottom w:w="80" w:type="dxa"/>
+              <w:left w:w="100" w:type="dxa"/>
+              <w:right w:w="100" w:type="dxa"/>
+            </w:tcMar>
+          </w:tcPr>
+          <w:p>
+            <w:r>
+              <w:rPr>
+                <w:sz w:val="17"/>
+              </w:rPr>
+              <w:t>₹37.44 Cr</w:t>
+            </w:r>
+          </w:p>
+        </w:tc>
+        <w:tc>
+          <w:tcPr>
+            <w:tcW w:type="dxa" w:w="1872"/>
+            <w:tcMar>
+              <w:top w:w="80" w:type="dxa"/>
+              <w:bottom w:w="80" w:type="dxa"/>
+              <w:left w:w="100" w:type="dxa"/>
+              <w:right w:w="100" w:type="dxa"/>
+            </w:tcMar>
+          </w:tcPr>
+          <w:p>
+            <w:r>
+              <w:rPr>
+                <w:sz w:val="17"/>
+              </w:rPr>
+              <w:t>₹36.92 Cr</w:t>
+            </w:r>
+          </w:p>
+        </w:tc>
+      </w:tr>
+      <w:tr>
+        <w:tc>
+          <w:tcPr>
+            <w:tcW w:type="dxa" w:w="1872"/>
+            <w:tcMar>
+              <w:top w:w="80" w:type="dxa"/>
+              <w:bottom w:w="80" w:type="dxa"/>
+              <w:left w:w="100" w:type="dxa"/>
+              <w:right w:w="100" w:type="dxa"/>
+            </w:tcMar>
+          </w:tcPr>
+          <w:p>
+            <w:r>
+              <w:rPr>
+                <w:sz w:val="17"/>
+              </w:rPr>
+              <w:t>North</w:t>
+            </w:r>
+          </w:p>
+        </w:tc>
+        <w:tc>
+          <w:tcPr>
+            <w:tcW w:type="dxa" w:w="1872"/>
+            <w:tcMar>
+              <w:top w:w="80" w:type="dxa"/>
+              <w:bottom w:w="80" w:type="dxa"/>
+              <w:left w:w="100" w:type="dxa"/>
+              <w:right w:w="100" w:type="dxa"/>
+            </w:tcMar>
+          </w:tcPr>
+          <w:p>
+            <w:r>
+              <w:rPr>
+                <w:sz w:val="17"/>
+              </w:rPr>
+              <w:t>11</w:t>
+            </w:r>
+          </w:p>
+        </w:tc>
+        <w:tc>
+          <w:tcPr>
+            <w:tcW w:type="dxa" w:w="1872"/>
+            <w:tcMar>
+              <w:top w:w="80" w:type="dxa"/>
+              <w:bottom w:w="80" w:type="dxa"/>
+              <w:left w:w="100" w:type="dxa"/>
+              <w:right w:w="100" w:type="dxa"/>
+            </w:tcMar>
+          </w:tcPr>
+          <w:p>
+            <w:r>
+              <w:rPr>
+                <w:sz w:val="17"/>
+              </w:rPr>
+              <w:t>169</w:t>
+            </w:r>
+          </w:p>
+        </w:tc>
+        <w:tc>
+          <w:tcPr>
+            <w:tcW w:type="dxa" w:w="1872"/>
+            <w:tcMar>
+              <w:top w:w="80" w:type="dxa"/>
+              <w:bottom w:w="80" w:type="dxa"/>
+              <w:left w:w="100" w:type="dxa"/>
+              <w:right w:w="100" w:type="dxa"/>
+            </w:tcMar>
+          </w:tcPr>
+          <w:p>
+            <w:r>
+              <w:rPr>
+                <w:sz w:val="17"/>
+              </w:rPr>
+              <w:t>₹37.11 Cr</w:t>
+            </w:r>
+          </w:p>
+        </w:tc>
+        <w:tc>
+          <w:tcPr>
+            <w:tcW w:type="dxa" w:w="1872"/>
+            <w:tcMar>
+              <w:top w:w="80" w:type="dxa"/>
+              <w:bottom w:w="80" w:type="dxa"/>
+              <w:left w:w="100" w:type="dxa"/>
+              <w:right w:w="100" w:type="dxa"/>
+            </w:tcMar>
+          </w:tcPr>
+          <w:p>
+            <w:r>
+              <w:rPr>
+                <w:sz w:val="17"/>
+              </w:rPr>
+              <w:t>₹36.57 Cr</w:t>
+            </w:r>
+          </w:p>
+        </w:tc>
+      </w:tr>
+      <w:tr>
+        <w:tc>
+          <w:tcPr>
+            <w:tcW w:type="dxa" w:w="1872"/>
+            <w:tcMar>
+              <w:top w:w="80" w:type="dxa"/>
+              <w:bottom w:w="80" w:type="dxa"/>
+              <w:left w:w="100" w:type="dxa"/>
+              <w:right w:w="100" w:type="dxa"/>
+            </w:tcMar>
+          </w:tcPr>
+          <w:p>
+            <w:r>
+              <w:rPr>
+                <w:sz w:val="17"/>
+              </w:rPr>
+              <w:t>South</w:t>
+            </w:r>
+          </w:p>
+        </w:tc>
+        <w:tc>
+          <w:tcPr>
+            <w:tcW w:type="dxa" w:w="1872"/>
+            <w:tcMar>
+              <w:top w:w="80" w:type="dxa"/>
+              <w:bottom w:w="80" w:type="dxa"/>
+              <w:left w:w="100" w:type="dxa"/>
+              <w:right w:w="100" w:type="dxa"/>
+            </w:tcMar>
+          </w:tcPr>
+          <w:p>
+            <w:r>
+              <w:rPr>
+                <w:sz w:val="17"/>
+              </w:rPr>
+              <w:t>11</w:t>
+            </w:r>
+          </w:p>
+        </w:tc>
+        <w:tc>
+          <w:tcPr>
+            <w:tcW w:type="dxa" w:w="1872"/>
+            <w:tcMar>
+              <w:top w:w="80" w:type="dxa"/>
+              <w:bottom w:w="80" w:type="dxa"/>
+              <w:left w:w="100" w:type="dxa"/>
+              <w:right w:w="100" w:type="dxa"/>
+            </w:tcMar>
+          </w:tcPr>
+          <w:p>
+            <w:r>
+              <w:rPr>
+                <w:sz w:val="17"/>
+              </w:rPr>
+              <w:t>174</w:t>
+            </w:r>
+          </w:p>
+        </w:tc>
+        <w:tc>
+          <w:tcPr>
+            <w:tcW w:type="dxa" w:w="1872"/>
+            <w:tcMar>
+              <w:top w:w="80" w:type="dxa"/>
+              <w:bottom w:w="80" w:type="dxa"/>
+              <w:left w:w="100" w:type="dxa"/>
+              <w:right w:w="100" w:type="dxa"/>
+            </w:tcMar>
+          </w:tcPr>
+          <w:p>
+            <w:r>
+              <w:rPr>
+                <w:sz w:val="17"/>
+              </w:rPr>
+              <w:t>₹37.0 Cr</w:t>
+            </w:r>
+          </w:p>
+        </w:tc>
+        <w:tc>
+          <w:tcPr>
+            <w:tcW w:type="dxa" w:w="1872"/>
+            <w:tcMar>
+              <w:top w:w="80" w:type="dxa"/>
+              <w:bottom w:w="80" w:type="dxa"/>
+              <w:left w:w="100" w:type="dxa"/>
+              <w:right w:w="100" w:type="dxa"/>
+            </w:tcMar>
+          </w:tcPr>
+          <w:p>
+            <w:r>
+              <w:rPr>
+                <w:sz w:val="17"/>
+              </w:rPr>
+              <w:t>₹36.46 Cr</w:t>
+            </w:r>
+          </w:p>
+        </w:tc>
+      </w:tr>
+      <w:tr>
+        <w:tc>
+          <w:tcPr>
+            <w:tcW w:type="dxa" w:w="1872"/>
+            <w:tcMar>
+              <w:top w:w="80" w:type="dxa"/>
+              <w:bottom w:w="80" w:type="dxa"/>
+              <w:left w:w="100" w:type="dxa"/>
+              <w:right w:w="100" w:type="dxa"/>
+            </w:tcMar>
+          </w:tcPr>
+          <w:p>
+            <w:r>
+              <w:rPr>
+                <w:sz w:val="17"/>
+              </w:rPr>
+              <w:t>West</w:t>
+            </w:r>
+          </w:p>
+        </w:tc>
+        <w:tc>
+          <w:tcPr>
+            <w:tcW w:type="dxa" w:w="1872"/>
+            <w:tcMar>
+              <w:top w:w="80" w:type="dxa"/>
+              <w:bottom w:w="80" w:type="dxa"/>
+              <w:left w:w="100" w:type="dxa"/>
+              <w:right w:w="100" w:type="dxa"/>
+            </w:tcMar>
+          </w:tcPr>
+          <w:p>
+            <w:r>
+              <w:rPr>
+                <w:sz w:val="17"/>
+              </w:rPr>
+              <w:t>11</w:t>
+            </w:r>
+          </w:p>
+        </w:tc>
+        <w:tc>
+          <w:tcPr>
+            <w:tcW w:type="dxa" w:w="1872"/>
+            <w:tcMar>
+              <w:top w:w="80" w:type="dxa"/>
+              <w:bottom w:w="80" w:type="dxa"/>
+              <w:left w:w="100" w:type="dxa"/>
+              <w:right w:w="100" w:type="dxa"/>
+            </w:tcMar>
+          </w:tcPr>
+          <w:p>
+            <w:r>
+              <w:rPr>
+                <w:sz w:val="17"/>
+              </w:rPr>
+              <w:t>156</w:t>
+            </w:r>
+          </w:p>
+        </w:tc>
+        <w:tc>
+          <w:tcPr>
+            <w:tcW w:type="dxa" w:w="1872"/>
+            <w:tcMar>
+              <w:top w:w="80" w:type="dxa"/>
+              <w:bottom w:w="80" w:type="dxa"/>
+              <w:left w:w="100" w:type="dxa"/>
+              <w:right w:w="100" w:type="dxa"/>
+            </w:tcMar>
+          </w:tcPr>
+          <w:p>
+            <w:r>
+              <w:rPr>
+                <w:sz w:val="17"/>
+              </w:rPr>
+              <w:t>₹35.56 Cr</w:t>
+            </w:r>
+          </w:p>
+        </w:tc>
+        <w:tc>
+          <w:tcPr>
+            <w:tcW w:type="dxa" w:w="1872"/>
+            <w:tcMar>
+              <w:top w:w="80" w:type="dxa"/>
+              <w:bottom w:w="80" w:type="dxa"/>
+              <w:left w:w="100" w:type="dxa"/>
+              <w:right w:w="100" w:type="dxa"/>
+            </w:tcMar>
+          </w:tcPr>
+          <w:p>
+            <w:r>
+              <w:rPr>
+                <w:sz w:val="17"/>
+              </w:rPr>
+              <w:t>₹35.02 Cr</w:t>
+            </w:r>
+          </w:p>
+        </w:tc>
+      </w:tr>
+      <w:tr>
+        <w:tc>
+          <w:tcPr>
+            <w:tcW w:type="dxa" w:w="1872"/>
+            <w:tcMar>
+              <w:top w:w="80" w:type="dxa"/>
+              <w:bottom w:w="80" w:type="dxa"/>
+              <w:left w:w="100" w:type="dxa"/>
+              <w:right w:w="100" w:type="dxa"/>
+            </w:tcMar>
+          </w:tcPr>
+          <w:p>
+            <w:r>
+              <w:rPr>
+                <w:sz w:val="17"/>
+              </w:rPr>
+              <w:t>Central</w:t>
+            </w:r>
+          </w:p>
+        </w:tc>
+        <w:tc>
+          <w:tcPr>
+            <w:tcW w:type="dxa" w:w="1872"/>
+            <w:tcMar>
+              <w:top w:w="80" w:type="dxa"/>
+              <w:bottom w:w="80" w:type="dxa"/>
+              <w:left w:w="100" w:type="dxa"/>
+              <w:right w:w="100" w:type="dxa"/>
+            </w:tcMar>
+          </w:tcPr>
+          <w:p>
+            <w:r>
+              <w:rPr>
+                <w:sz w:val="17"/>
+              </w:rPr>
+              <w:t>10</w:t>
+            </w:r>
+          </w:p>
+        </w:tc>
+        <w:tc>
+          <w:tcPr>
+            <w:tcW w:type="dxa" w:w="1872"/>
+            <w:tcMar>
+              <w:top w:w="80" w:type="dxa"/>
+              <w:bottom w:w="80" w:type="dxa"/>
+              <w:left w:w="100" w:type="dxa"/>
+              <w:right w:w="100" w:type="dxa"/>
+            </w:tcMar>
+          </w:tcPr>
+          <w:p>
+            <w:r>
+              <w:rPr>
+                <w:sz w:val="17"/>
+              </w:rPr>
+              <w:t>145</w:t>
+            </w:r>
+          </w:p>
+        </w:tc>
+        <w:tc>
+          <w:tcPr>
+            <w:tcW w:type="dxa" w:w="1872"/>
+            <w:tcMar>
+              <w:top w:w="80" w:type="dxa"/>
+              <w:bottom w:w="80" w:type="dxa"/>
+              <w:left w:w="100" w:type="dxa"/>
+              <w:right w:w="100" w:type="dxa"/>
+            </w:tcMar>
+          </w:tcPr>
+          <w:p>
+            <w:r>
+              <w:rPr>
+                <w:sz w:val="17"/>
+              </w:rPr>
+              <w:t>₹34.9 Cr</w:t>
+            </w:r>
+          </w:p>
+        </w:tc>
+        <w:tc>
+          <w:tcPr>
+            <w:tcW w:type="dxa" w:w="1872"/>
+            <w:tcMar>
+              <w:top w:w="80" w:type="dxa"/>
+              <w:bottom w:w="80" w:type="dxa"/>
+              <w:left w:w="100" w:type="dxa"/>
+              <w:right w:w="100" w:type="dxa"/>
+            </w:tcMar>
+          </w:tcPr>
+          <w:p>
+            <w:r>
+              <w:rPr>
+                <w:sz w:val="17"/>
+              </w:rPr>
+              <w:t>₹34.42 Cr</w:t>
+            </w:r>
+          </w:p>
+        </w:tc>
+      </w:tr>
+      <w:tr>
+        <w:tc>
+          <w:tcPr>
+            <w:tcW w:type="dxa" w:w="1872"/>
+            <w:tcMar>
+              <w:top w:w="80" w:type="dxa"/>
+              <w:bottom w:w="80" w:type="dxa"/>
+              <w:left w:w="100" w:type="dxa"/>
+              <w:right w:w="100" w:type="dxa"/>
+            </w:tcMar>
+          </w:tcPr>
+          <w:p>
+            <w:r>
+              <w:rPr>
+                <w:sz w:val="17"/>
+              </w:rPr>
+              <w:t>South</w:t>
+            </w:r>
+          </w:p>
+        </w:tc>
+        <w:tc>
+          <w:tcPr>
+            <w:tcW w:type="dxa" w:w="1872"/>
+            <w:tcMar>
+              <w:top w:w="80" w:type="dxa"/>
+              <w:bottom w:w="80" w:type="dxa"/>
+              <w:left w:w="100" w:type="dxa"/>
+              <w:right w:w="100" w:type="dxa"/>
+            </w:tcMar>
+          </w:tcPr>
+          <w:p>
+            <w:r>
+              <w:rPr>
+                <w:sz w:val="17"/>
+              </w:rPr>
+              <w:t>10</w:t>
+            </w:r>
+          </w:p>
+        </w:tc>
+        <w:tc>
+          <w:tcPr>
+            <w:tcW w:type="dxa" w:w="1872"/>
+            <w:tcMar>
+              <w:top w:w="80" w:type="dxa"/>
+              <w:bottom w:w="80" w:type="dxa"/>
+              <w:left w:w="100" w:type="dxa"/>
+              <w:right w:w="100" w:type="dxa"/>
+            </w:tcMar>
+          </w:tcPr>
+          <w:p>
+            <w:r>
+              <w:rPr>
+                <w:sz w:val="17"/>
+              </w:rPr>
+              <w:t>158</w:t>
+            </w:r>
+          </w:p>
+        </w:tc>
+        <w:tc>
+          <w:tcPr>
+            <w:tcW w:type="dxa" w:w="1872"/>
+            <w:tcMar>
+              <w:top w:w="80" w:type="dxa"/>
+              <w:bottom w:w="80" w:type="dxa"/>
+              <w:left w:w="100" w:type="dxa"/>
+              <w:right w:w="100" w:type="dxa"/>
+            </w:tcMar>
+          </w:tcPr>
+          <w:p>
+            <w:r>
+              <w:rPr>
+                <w:sz w:val="17"/>
+              </w:rPr>
+              <w:t>₹34.12 Cr</w:t>
+            </w:r>
+          </w:p>
+        </w:tc>
+        <w:tc>
+          <w:tcPr>
+            <w:tcW w:type="dxa" w:w="1872"/>
+            <w:tcMar>
+              <w:top w:w="80" w:type="dxa"/>
+              <w:bottom w:w="80" w:type="dxa"/>
+              <w:left w:w="100" w:type="dxa"/>
+              <w:right w:w="100" w:type="dxa"/>
+            </w:tcMar>
+          </w:tcPr>
+          <w:p>
+            <w:r>
+              <w:rPr>
+                <w:sz w:val="17"/>
+              </w:rPr>
+              <w:t>₹33.63 Cr</w:t>
+            </w:r>
+          </w:p>
+        </w:tc>
+      </w:tr>
+      <w:tr>
+        <w:tc>
+          <w:tcPr>
+            <w:tcW w:type="dxa" w:w="1872"/>
+            <w:tcMar>
+              <w:top w:w="80" w:type="dxa"/>
+              <w:bottom w:w="80" w:type="dxa"/>
+              <w:left w:w="100" w:type="dxa"/>
+              <w:right w:w="100" w:type="dxa"/>
+            </w:tcMar>
+          </w:tcPr>
+          <w:p>
+            <w:r>
+              <w:rPr>
+                <w:sz w:val="17"/>
+              </w:rPr>
+              <w:t>South</w:t>
+            </w:r>
+          </w:p>
+        </w:tc>
+        <w:tc>
+          <w:tcPr>
+            <w:tcW w:type="dxa" w:w="1872"/>
+            <w:tcMar>
+              <w:top w:w="80" w:type="dxa"/>
+              <w:bottom w:w="80" w:type="dxa"/>
+              <w:left w:w="100" w:type="dxa"/>
+              <w:right w:w="100" w:type="dxa"/>
+            </w:tcMar>
+          </w:tcPr>
+          <w:p>
+            <w:r>
+              <w:rPr>
+                <w:sz w:val="17"/>
+              </w:rPr>
+              <w:t>9</w:t>
+            </w:r>
+          </w:p>
+        </w:tc>
+        <w:tc>
+          <w:tcPr>
+            <w:tcW w:type="dxa" w:w="1872"/>
+            <w:tcMar>
+              <w:top w:w="80" w:type="dxa"/>
+              <w:bottom w:w="80" w:type="dxa"/>
+              <w:left w:w="100" w:type="dxa"/>
+              <w:right w:w="100" w:type="dxa"/>
+            </w:tcMar>
+          </w:tcPr>
+          <w:p>
+            <w:r>
+              <w:rPr>
+                <w:sz w:val="17"/>
+              </w:rPr>
+              <w:t>138</w:t>
+            </w:r>
+          </w:p>
+        </w:tc>
+        <w:tc>
+          <w:tcPr>
+            <w:tcW w:type="dxa" w:w="1872"/>
+            <w:tcMar>
+              <w:top w:w="80" w:type="dxa"/>
+              <w:bottom w:w="80" w:type="dxa"/>
+              <w:left w:w="100" w:type="dxa"/>
+              <w:right w:w="100" w:type="dxa"/>
+            </w:tcMar>
+          </w:tcPr>
+          <w:p>
+            <w:r>
+              <w:rPr>
+                <w:sz w:val="17"/>
+              </w:rPr>
+              <w:t>₹30.92 Cr</w:t>
+            </w:r>
+          </w:p>
+        </w:tc>
+        <w:tc>
+          <w:tcPr>
+            <w:tcW w:type="dxa" w:w="1872"/>
+            <w:tcMar>
+              <w:top w:w="80" w:type="dxa"/>
+              <w:bottom w:w="80" w:type="dxa"/>
+              <w:left w:w="100" w:type="dxa"/>
+              <w:right w:w="100" w:type="dxa"/>
+            </w:tcMar>
+          </w:tcPr>
+          <w:p>
+            <w:r>
+              <w:rPr>
+                <w:sz w:val="17"/>
+              </w:rPr>
+              <w:t>₹30.44 Cr</w:t>
+            </w:r>
+          </w:p>
+        </w:tc>
+      </w:tr>
+      <w:tr>
+        <w:tc>
+          <w:tcPr>
+            <w:tcW w:type="dxa" w:w="1872"/>
+            <w:tcMar>
+              <w:top w:w="80" w:type="dxa"/>
+              <w:bottom w:w="80" w:type="dxa"/>
+              <w:left w:w="100" w:type="dxa"/>
+              <w:right w:w="100" w:type="dxa"/>
+            </w:tcMar>
+          </w:tcPr>
+          <w:p>
+            <w:r>
+              <w:rPr>
+                <w:sz w:val="17"/>
+              </w:rPr>
+              <w:t>Central</w:t>
+            </w:r>
+          </w:p>
+        </w:tc>
+        <w:tc>
+          <w:tcPr>
+            <w:tcW w:type="dxa" w:w="1872"/>
+            <w:tcMar>
+              <w:top w:w="80" w:type="dxa"/>
+              <w:bottom w:w="80" w:type="dxa"/>
+              <w:left w:w="100" w:type="dxa"/>
+              <w:right w:w="100" w:type="dxa"/>
+            </w:tcMar>
+          </w:tcPr>
+          <w:p>
+            <w:r>
+              <w:rPr>
+                <w:sz w:val="17"/>
+              </w:rPr>
+              <w:t>7</w:t>
+            </w:r>
+          </w:p>
+        </w:tc>
+        <w:tc>
+          <w:tcPr>
+            <w:tcW w:type="dxa" w:w="1872"/>
+            <w:tcMar>
+              <w:top w:w="80" w:type="dxa"/>
+              <w:bottom w:w="80" w:type="dxa"/>
+              <w:left w:w="100" w:type="dxa"/>
+              <w:right w:w="100" w:type="dxa"/>
+            </w:tcMar>
+          </w:tcPr>
+          <w:p>
+            <w:r>
+              <w:rPr>
+                <w:sz w:val="17"/>
+              </w:rPr>
+              <w:t>122</w:t>
+            </w:r>
+          </w:p>
+        </w:tc>
+        <w:tc>
+          <w:tcPr>
+            <w:tcW w:type="dxa" w:w="1872"/>
+            <w:tcMar>
+              <w:top w:w="80" w:type="dxa"/>
+              <w:bottom w:w="80" w:type="dxa"/>
+              <w:left w:w="100" w:type="dxa"/>
+              <w:right w:w="100" w:type="dxa"/>
+            </w:tcMar>
+          </w:tcPr>
+          <w:p>
+            <w:r>
+              <w:rPr>
+                <w:sz w:val="17"/>
+              </w:rPr>
+              <w:t>₹24.37 Cr</w:t>
+            </w:r>
+          </w:p>
+        </w:tc>
+        <w:tc>
+          <w:tcPr>
+            <w:tcW w:type="dxa" w:w="1872"/>
+            <w:tcMar>
+              <w:top w:w="80" w:type="dxa"/>
+              <w:bottom w:w="80" w:type="dxa"/>
+              <w:left w:w="100" w:type="dxa"/>
+              <w:right w:w="100" w:type="dxa"/>
+            </w:tcMar>
+          </w:tcPr>
+          <w:p>
+            <w:r>
+              <w:rPr>
+                <w:sz w:val="17"/>
+              </w:rPr>
+              <w:t>₹24.01 Cr</w:t>
+            </w:r>
+          </w:p>
+        </w:tc>
+      </w:tr>
+      <w:tr>
+        <w:tc>
+          <w:tcPr>
+            <w:tcW w:type="dxa" w:w="1872"/>
+            <w:tcMar>
+              <w:top w:w="80" w:type="dxa"/>
+              <w:bottom w:w="80" w:type="dxa"/>
+              <w:left w:w="100" w:type="dxa"/>
+              <w:right w:w="100" w:type="dxa"/>
+            </w:tcMar>
+          </w:tcPr>
+          <w:p>
+            <w:r>
+              <w:rPr>
+                <w:sz w:val="17"/>
+              </w:rPr>
+              <w:t>North</w:t>
+            </w:r>
+          </w:p>
+        </w:tc>
+        <w:tc>
+          <w:tcPr>
+            <w:tcW w:type="dxa" w:w="1872"/>
+            <w:tcMar>
+              <w:top w:w="80" w:type="dxa"/>
+              <w:bottom w:w="80" w:type="dxa"/>
+              <w:left w:w="100" w:type="dxa"/>
+              <w:right w:w="100" w:type="dxa"/>
+            </w:tcMar>
+          </w:tcPr>
+          <w:p>
+            <w:r>
+              <w:rPr>
+                <w:sz w:val="17"/>
+              </w:rPr>
+              <w:t>7</w:t>
+            </w:r>
+          </w:p>
+        </w:tc>
+        <w:tc>
+          <w:tcPr>
+            <w:tcW w:type="dxa" w:w="1872"/>
+            <w:tcMar>
+              <w:top w:w="80" w:type="dxa"/>
+              <w:bottom w:w="80" w:type="dxa"/>
+              <w:left w:w="100" w:type="dxa"/>
+              <w:right w:w="100" w:type="dxa"/>
+            </w:tcMar>
+          </w:tcPr>
+          <w:p>
+            <w:r>
+              <w:rPr>
+                <w:sz w:val="17"/>
+              </w:rPr>
+              <w:t>107</w:t>
+            </w:r>
+          </w:p>
+        </w:tc>
+        <w:tc>
+          <w:tcPr>
+            <w:tcW w:type="dxa" w:w="1872"/>
+            <w:tcMar>
+              <w:top w:w="80" w:type="dxa"/>
+              <w:bottom w:w="80" w:type="dxa"/>
+              <w:left w:w="100" w:type="dxa"/>
+              <w:right w:w="100" w:type="dxa"/>
+            </w:tcMar>
+          </w:tcPr>
+          <w:p>
+            <w:r>
+              <w:rPr>
+                <w:sz w:val="17"/>
+              </w:rPr>
+              <w:t>₹23.91 Cr</w:t>
+            </w:r>
+          </w:p>
+        </w:tc>
+        <w:tc>
+          <w:tcPr>
+            <w:tcW w:type="dxa" w:w="1872"/>
+            <w:tcMar>
+              <w:top w:w="80" w:type="dxa"/>
+              <w:bottom w:w="80" w:type="dxa"/>
+              <w:left w:w="100" w:type="dxa"/>
+              <w:right w:w="100" w:type="dxa"/>
+            </w:tcMar>
+          </w:tcPr>
+          <w:p>
+            <w:r>
+              <w:rPr>
+                <w:sz w:val="17"/>
+              </w:rPr>
+              <w:t>₹23.54 Cr</w:t>
+            </w:r>
+          </w:p>
+        </w:tc>
+      </w:tr>
+      <w:tr>
+        <w:tc>
+          <w:tcPr>
+            <w:tcW w:type="dxa" w:w="1872"/>
+            <w:tcMar>
+              <w:top w:w="80" w:type="dxa"/>
+              <w:bottom w:w="80" w:type="dxa"/>
+              <w:left w:w="100" w:type="dxa"/>
+              <w:right w:w="100" w:type="dxa"/>
+            </w:tcMar>
+          </w:tcPr>
+          <w:p>
+            <w:r>
+              <w:rPr>
+                <w:sz w:val="17"/>
+              </w:rPr>
+              <w:t>North</w:t>
+            </w:r>
+          </w:p>
+        </w:tc>
+        <w:tc>
+          <w:tcPr>
+            <w:tcW w:type="dxa" w:w="1872"/>
+            <w:tcMar>
+              <w:top w:w="80" w:type="dxa"/>
+              <w:bottom w:w="80" w:type="dxa"/>
+              <w:left w:w="100" w:type="dxa"/>
+              <w:right w:w="100" w:type="dxa"/>
+            </w:tcMar>
+          </w:tcPr>
+          <w:p>
+            <w:r>
+              <w:rPr>
+                <w:sz w:val="17"/>
+              </w:rPr>
+              <w:t>7</w:t>
+            </w:r>
+          </w:p>
+        </w:tc>
+        <w:tc>
+          <w:tcPr>
+            <w:tcW w:type="dxa" w:w="1872"/>
+            <w:tcMar>
+              <w:top w:w="80" w:type="dxa"/>
+              <w:bottom w:w="80" w:type="dxa"/>
+              <w:left w:w="100" w:type="dxa"/>
+              <w:right w:w="100" w:type="dxa"/>
+            </w:tcMar>
+          </w:tcPr>
+          <w:p>
+            <w:r>
+              <w:rPr>
+                <w:sz w:val="17"/>
+              </w:rPr>
+              <w:t>122</w:t>
+            </w:r>
+          </w:p>
+        </w:tc>
+        <w:tc>
+          <w:tcPr>
+            <w:tcW w:type="dxa" w:w="1872"/>
+            <w:tcMar>
+              <w:top w:w="80" w:type="dxa"/>
+              <w:bottom w:w="80" w:type="dxa"/>
+              <w:left w:w="100" w:type="dxa"/>
+              <w:right w:w="100" w:type="dxa"/>
+            </w:tcMar>
+          </w:tcPr>
+          <w:p>
+            <w:r>
+              <w:rPr>
+                <w:sz w:val="17"/>
+              </w:rPr>
+              <w:t>₹22.73 Cr</w:t>
+            </w:r>
+          </w:p>
+        </w:tc>
+        <w:tc>
+          <w:tcPr>
+            <w:tcW w:type="dxa" w:w="1872"/>
+            <w:tcMar>
+              <w:top w:w="80" w:type="dxa"/>
+              <w:bottom w:w="80" w:type="dxa"/>
+              <w:left w:w="100" w:type="dxa"/>
+              <w:right w:w="100" w:type="dxa"/>
+            </w:tcMar>
+          </w:tcPr>
+          <w:p>
+            <w:r>
+              <w:rPr>
+                <w:sz w:val="17"/>
+              </w:rPr>
+              <w:t>₹22.41 Cr</w:t>
+            </w:r>
+          </w:p>
+        </w:tc>
+      </w:tr>
+      <w:tr>
+        <w:tc>
+          <w:tcPr>
+            <w:tcW w:type="dxa" w:w="1872"/>
+            <w:tcMar>
+              <w:top w:w="80" w:type="dxa"/>
+              <w:bottom w:w="80" w:type="dxa"/>
+              <w:left w:w="100" w:type="dxa"/>
+              <w:right w:w="100" w:type="dxa"/>
+            </w:tcMar>
+          </w:tcPr>
+          <w:p>
+            <w:r>
+              <w:rPr>
+                <w:sz w:val="17"/>
+              </w:rPr>
+              <w:t>North East</w:t>
+            </w:r>
+          </w:p>
+        </w:tc>
+        <w:tc>
+          <w:tcPr>
+            <w:tcW w:type="dxa" w:w="1872"/>
+            <w:tcMar>
+              <w:top w:w="80" w:type="dxa"/>
+              <w:bottom w:w="80" w:type="dxa"/>
+              <w:left w:w="100" w:type="dxa"/>
+              <w:right w:w="100" w:type="dxa"/>
+            </w:tcMar>
+          </w:tcPr>
+          <w:p>
+            <w:r>
+              <w:rPr>
+                <w:sz w:val="17"/>
+              </w:rPr>
+              <w:t>6</w:t>
+            </w:r>
+          </w:p>
+        </w:tc>
+        <w:tc>
+          <w:tcPr>
+            <w:tcW w:type="dxa" w:w="1872"/>
+            <w:tcMar>
+              <w:top w:w="80" w:type="dxa"/>
+              <w:bottom w:w="80" w:type="dxa"/>
+              <w:left w:w="100" w:type="dxa"/>
+              <w:right w:w="100" w:type="dxa"/>
+            </w:tcMar>
+          </w:tcPr>
+          <w:p>
+            <w:r>
+              <w:rPr>
+                <w:sz w:val="17"/>
+              </w:rPr>
+              <w:t>85</w:t>
+            </w:r>
+          </w:p>
+        </w:tc>
+        <w:tc>
+          <w:tcPr>
+            <w:tcW w:type="dxa" w:w="1872"/>
+            <w:tcMar>
+              <w:top w:w="80" w:type="dxa"/>
+              <w:bottom w:w="80" w:type="dxa"/>
+              <w:left w:w="100" w:type="dxa"/>
+              <w:right w:w="100" w:type="dxa"/>
+            </w:tcMar>
+          </w:tcPr>
+          <w:p>
+            <w:r>
+              <w:rPr>
+                <w:sz w:val="17"/>
+              </w:rPr>
+              <w:t>₹20.53 Cr</w:t>
+            </w:r>
+          </w:p>
+        </w:tc>
+        <w:tc>
+          <w:tcPr>
+            <w:tcW w:type="dxa" w:w="1872"/>
+            <w:tcMar>
+              <w:top w:w="80" w:type="dxa"/>
+              <w:bottom w:w="80" w:type="dxa"/>
+              <w:left w:w="100" w:type="dxa"/>
+              <w:right w:w="100" w:type="dxa"/>
+            </w:tcMar>
+          </w:tcPr>
+          <w:p>
+            <w:r>
+              <w:rPr>
+                <w:sz w:val="17"/>
+              </w:rPr>
+              <w:t>₹20.22 Cr</w:t>
+            </w:r>
+          </w:p>
+        </w:tc>
+      </w:tr>
+      <w:tr>
+        <w:tc>
+          <w:tcPr>
+            <w:tcW w:type="dxa" w:w="1872"/>
+            <w:tcMar>
+              <w:top w:w="80" w:type="dxa"/>
+              <w:bottom w:w="80" w:type="dxa"/>
+              <w:left w:w="100" w:type="dxa"/>
+              <w:right w:w="100" w:type="dxa"/>
+            </w:tcMar>
+          </w:tcPr>
+          <w:p>
+            <w:r>
+              <w:rPr>
+                <w:sz w:val="17"/>
+              </w:rPr>
+              <w:t>North</w:t>
+            </w:r>
+          </w:p>
+        </w:tc>
+        <w:tc>
+          <w:tcPr>
+            <w:tcW w:type="dxa" w:w="1872"/>
+            <w:tcMar>
+              <w:top w:w="80" w:type="dxa"/>
+              <w:bottom w:w="80" w:type="dxa"/>
+              <w:left w:w="100" w:type="dxa"/>
+              <w:right w:w="100" w:type="dxa"/>
+            </w:tcMar>
+          </w:tcPr>
+          <w:p>
+            <w:r>
+              <w:rPr>
+                <w:sz w:val="17"/>
+              </w:rPr>
+              <w:t>5</w:t>
+            </w:r>
+          </w:p>
+        </w:tc>
+        <w:tc>
+          <w:tcPr>
+            <w:tcW w:type="dxa" w:w="1872"/>
+            <w:tcMar>
+              <w:top w:w="80" w:type="dxa"/>
+              <w:bottom w:w="80" w:type="dxa"/>
+              <w:left w:w="100" w:type="dxa"/>
+              <w:right w:w="100" w:type="dxa"/>
+            </w:tcMar>
+          </w:tcPr>
+          <w:p>
+            <w:r>
+              <w:rPr>
+                <w:sz w:val="17"/>
+              </w:rPr>
+              <w:t>80</w:t>
+            </w:r>
+          </w:p>
+        </w:tc>
+        <w:tc>
+          <w:tcPr>
+            <w:tcW w:type="dxa" w:w="1872"/>
+            <w:tcMar>
+              <w:top w:w="80" w:type="dxa"/>
+              <w:bottom w:w="80" w:type="dxa"/>
+              <w:left w:w="100" w:type="dxa"/>
+              <w:right w:w="100" w:type="dxa"/>
+            </w:tcMar>
+          </w:tcPr>
+          <w:p>
+            <w:r>
+              <w:rPr>
+                <w:sz w:val="17"/>
+              </w:rPr>
+              <w:t>₹17.56 Cr</w:t>
+            </w:r>
+          </w:p>
+        </w:tc>
+        <w:tc>
+          <w:tcPr>
+            <w:tcW w:type="dxa" w:w="1872"/>
+            <w:tcMar>
+              <w:top w:w="80" w:type="dxa"/>
+              <w:bottom w:w="80" w:type="dxa"/>
+              <w:left w:w="100" w:type="dxa"/>
+              <w:right w:w="100" w:type="dxa"/>
+            </w:tcMar>
+          </w:tcPr>
+          <w:p>
+            <w:r>
+              <w:rPr>
+                <w:sz w:val="17"/>
+              </w:rPr>
+              <w:t>₹17.29 Cr</w:t>
+            </w:r>
+          </w:p>
+        </w:tc>
+      </w:tr>
+      <w:tr>
+        <w:tc>
+          <w:tcPr>
+            <w:tcW w:type="dxa" w:w="1872"/>
+            <w:tcMar>
+              <w:top w:w="80" w:type="dxa"/>
+              <w:bottom w:w="80" w:type="dxa"/>
+              <w:left w:w="100" w:type="dxa"/>
+              <w:right w:w="100" w:type="dxa"/>
+            </w:tcMar>
+          </w:tcPr>
+          <w:p>
+            <w:r>
+              <w:rPr>
+                <w:sz w:val="17"/>
+              </w:rPr>
+              <w:t>North East</w:t>
+            </w:r>
+          </w:p>
+        </w:tc>
+        <w:tc>
+          <w:tcPr>
+            <w:tcW w:type="dxa" w:w="1872"/>
+            <w:tcMar>
+              <w:top w:w="80" w:type="dxa"/>
+              <w:bottom w:w="80" w:type="dxa"/>
+              <w:left w:w="100" w:type="dxa"/>
+              <w:right w:w="100" w:type="dxa"/>
+            </w:tcMar>
+          </w:tcPr>
+          <w:p>
+            <w:r>
+              <w:rPr>
+                <w:sz w:val="17"/>
+              </w:rPr>
+              <w:t>5</w:t>
+            </w:r>
+          </w:p>
+        </w:tc>
+        <w:tc>
+          <w:tcPr>
+            <w:tcW w:type="dxa" w:w="1872"/>
+            <w:tcMar>
+              <w:top w:w="80" w:type="dxa"/>
+              <w:bottom w:w="80" w:type="dxa"/>
+              <w:left w:w="100" w:type="dxa"/>
+              <w:right w:w="100" w:type="dxa"/>
+            </w:tcMar>
+          </w:tcPr>
+          <w:p>
+            <w:r>
+              <w:rPr>
+                <w:sz w:val="17"/>
+              </w:rPr>
+              <w:t>78</w:t>
+            </w:r>
+          </w:p>
+        </w:tc>
+        <w:tc>
+          <w:tcPr>
+            <w:tcW w:type="dxa" w:w="1872"/>
+            <w:tcMar>
+              <w:top w:w="80" w:type="dxa"/>
+              <w:bottom w:w="80" w:type="dxa"/>
+              <w:left w:w="100" w:type="dxa"/>
+              <w:right w:w="100" w:type="dxa"/>
+            </w:tcMar>
+          </w:tcPr>
+          <w:p>
+            <w:r>
+              <w:rPr>
+                <w:sz w:val="17"/>
+              </w:rPr>
+              <w:t>₹15.2 Cr</w:t>
+            </w:r>
+          </w:p>
+        </w:tc>
+        <w:tc>
+          <w:tcPr>
+            <w:tcW w:type="dxa" w:w="1872"/>
+            <w:tcMar>
+              <w:top w:w="80" w:type="dxa"/>
+              <w:bottom w:w="80" w:type="dxa"/>
+              <w:left w:w="100" w:type="dxa"/>
+              <w:right w:w="100" w:type="dxa"/>
+            </w:tcMar>
+          </w:tcPr>
+          <w:p>
+            <w:r>
+              <w:rPr>
+                <w:sz w:val="17"/>
+              </w:rPr>
+              <w:t>₹14.95 Cr</w:t>
             </w:r>
           </w:p>
         </w:tc>
       </w:tr>
     </w:tbl>
     <w:p>
-      <w:pPr>
-        <w:spacing w:after="160"/>
-      </w:pPr>
+      <w:r>
+        <w:br w:type="page"/>
+      </w:r>
     </w:p>
     <w:p>
       <w:pPr>
         <w:pStyle w:val="Heading1"/>
-        <w:spacing w:before="280" w:after="120"/>
       </w:pPr>
       <w:r>
-        <w:t>4. Operations &amp; Logistics Dashboard Insights (/business-dashboard/operations/)</w:t>
+        <w:t>5. Board-Level Management Attention &amp; Action Directives</w:t>
       </w:r>
     </w:p>
     <w:p>
-      <w:pPr>
-        <w:pStyle w:val="ListBullet"/>
-        <w:spacing w:after="60"/>
-      </w:pPr>
       <w:r>
-        <w:rPr>
-          <w:color w:val="334155"/>
-          <w:sz w:val="19"/>
-        </w:rPr>
-        <w:t>Courier Carrier SLA Ranking: Monitored across 82,540 delivered parcel shipments: BlueDart ranks #1 with 90.2% on-time delivery (4.58 avg days); FedEx achieves 89.8% (4.60 days); Delhivery achieves 89.4% (4.63 days); EcomExpress trails at 88.9% (4.68 days).</w:t>
+        <w:t>Strategic tactical mandates assigned to the Chief Financial Officer (CFO) and Chief Human Resources Officer (CHRO):</w:t>
       </w:r>
     </w:p>
     <w:p>
-      <w:pPr>
-        <w:pStyle w:val="ListBullet"/>
-        <w:spacing w:after="60"/>
-      </w:pPr>
       <w:r>
         <w:rPr>
-          <w:color w:val="334155"/>
+          <w:b/>
+          <w:color w:val="0F1F33"/>
+          <w:sz w:val="21"/>
+        </w:rPr>
+        <w:t>1. Corporate Overhead Cost Rationalization (CFO) [P0 - Immediate]</w:t>
+        <w:br/>
+      </w:r>
+      <w:r>
+        <w:rPr>
+          <w:color w:val="475569"/>
           <w:sz w:val="19"/>
         </w:rPr>
-        <w:t>Logistics Tail Delays (P90 Analysis): Median transit duration is 4.2 days, but the 90th percentile (P90) tail delivery extends to 6.8 days, driven by long-haul transit to remote zones.</w:t>
+        <w:t>Audit top 3 corporate expense lines (IT Infrastructure, Marketing Campaigns, Consulting/Legal fees) accounting for ₹420.1 Cr (52.4% of total non-store spend). Enact zero-based budgeting to eliminate discretionary leakage.</w:t>
+        <w:br/>
+        <w:t>Target Completion: Q2 2026</w:t>
       </w:r>
     </w:p>
+    <w:p/>
     <w:p>
-      <w:pPr>
-        <w:pStyle w:val="ListBullet"/>
-        <w:spacing w:after="60"/>
-      </w:pPr>
       <w:r>
         <w:rPr>
-          <w:color w:val="334155"/>
+          <w:b/>
+          <w:color w:val="0F1F33"/>
+          <w:sz w:val="21"/>
+        </w:rPr>
+        <w:t>2. Dynamic Treasury Pooling &amp; Payroll Liquidity Buffer (CFO) [P0 - Immediate]</w:t>
+        <w:br/>
+      </w:r>
+      <w:r>
+        <w:rPr>
+          <w:color w:val="475569"/>
           <w:sz w:val="19"/>
         </w:rPr>
-        <w:t>Factory Scrap Quality: 15,000 completed work orders produced 25.19M units with 640,075 rejected units (2.54% enterprise scrap rate). Lines 3 &amp; 7 achieved &lt;2.1% scrap, while Lines 5 &amp; 9 exceeded 3.18% scrap, triggering maintenance warnings.</w:t>
+        <w:t>Consolidate bank account balances across the 200 corporate accounts to maintain at least 1.5x monthly contractual payroll coverage (₹28.5 Cr) via automated liquidity sweeps, preventing cash-flow crunches.</w:t>
+        <w:br/>
+        <w:t>Target Completion: 30 Days</w:t>
       </w:r>
     </w:p>
-    <w:tbl>
-      <w:tblPr>
-        <w:tblW w:type="auto" w:w="0"/>
-        <w:jc w:val="center"/>
-        <w:tblLook w:firstColumn="1" w:firstRow="1" w:lastColumn="0" w:lastRow="0" w:noHBand="0" w:noVBand="1" w:val="04A0"/>
-        <w:tblBorders>
-          <w:top w:val="single" w:sz="6" w:space="0" w:color="86EFAC"/>
-          <w:bottom w:val="single" w:sz="6" w:space="0" w:color="86EFAC"/>
-          <w:insideH w:val="single" w:sz="6" w:space="0" w:color="86EFAC"/>
-          <w:insideV w:val="none"/>
-          <w:left w:val="none"/>
-          <w:right w:val="none"/>
-        </w:tblBorders>
-      </w:tblPr>
-      <w:tblGrid>
-        <w:gridCol w:w="10080"/>
-      </w:tblGrid>
-      <w:tr>
-        <w:tc>
-          <w:tcPr>
-            <w:tcW w:type="dxa" w:w="10080"/>
-            <w:shd w:fill="F0FDF4"/>
-            <w:tcMar>
-              <w:top w:w="60" w:type="dxa"/>
-              <w:bottom w:w="60" w:type="dxa"/>
-              <w:left w:w="100" w:type="dxa"/>
-              <w:right w:w="100" w:type="dxa"/>
-            </w:tcMar>
-          </w:tcPr>
-          <w:p>
-            <w:pPr>
-              <w:spacing w:after="0"/>
-            </w:pPr>
-            <w:r>
-              <w:rPr>
-                <w:b/>
-                <w:color w:val="166534"/>
-                <w:sz w:val="18"/>
-              </w:rPr>
-              <w:t xml:space="preserve">Strategic Action Directive: </w:t>
-            </w:r>
-            <w:r>
-              <w:rPr>
-                <w:color w:val="14532D"/>
-                <w:sz w:val="18"/>
-              </w:rPr>
-              <w:t>Shift 15% of dispatch allocations on North-to-South inter-state lanes from EcomExpress to BlueDart, and perform preventive calibration on factory assembly Lines 5 and 9.</w:t>
-            </w:r>
-          </w:p>
-        </w:tc>
-      </w:tr>
-    </w:tbl>
+    <w:p/>
     <w:p>
-      <w:pPr>
-        <w:spacing w:after="160"/>
-      </w:pPr>
-    </w:p>
-    <w:p>
-      <w:pPr>
-        <w:pStyle w:val="Heading1"/>
-        <w:spacing w:before="280" w:after="120"/>
-      </w:pPr>
       <w:r>
-        <w:t>5. Cross-Functional Strategic Dashboard Insights (/business-dashboard/cross-functional/)</w:t>
+        <w:rPr>
+          <w:b/>
+          <w:color w:val="0F1F33"/>
+          <w:sz w:val="21"/>
+        </w:rPr>
+        <w:t>3. Retail Branch Staffing Rebalancing (CHRO) [P1 - High]</w:t>
+        <w:br/>
+      </w:r>
+      <w:r>
+        <w:rPr>
+          <w:color w:val="475569"/>
+          <w:sz w:val="19"/>
+        </w:rPr>
+        <w:t>Redeploy store staff from underperforming branches (&lt;₹15L revenue/employee) to high-volume metropolitan stores (&gt;₹30L revenue/employee) to optimize labor-to-revenue ratio and maximize store contribution margin.</w:t>
+        <w:br/>
+        <w:t>Target Completion: 60 Days</w:t>
       </w:r>
     </w:p>
+    <w:p/>
     <w:p>
-      <w:pPr>
-        <w:pStyle w:val="ListBullet"/>
-        <w:spacing w:after="60"/>
-      </w:pPr>
       <w:r>
         <w:rPr>
-          <w:color w:val="334155"/>
+          <w:b/>
+          <w:color w:val="0F1F33"/>
+          <w:sz w:val="21"/>
+        </w:rPr>
+        <w:t>4. Store Manager Contribution Incentive Plan (CHRO) [P2 - Medium]</w:t>
+        <w:br/>
+      </w:r>
+      <w:r>
+        <w:rPr>
+          <w:color w:val="475569"/>
           <w:sz w:val="19"/>
         </w:rPr>
-        <w:t>Return Financial Outflow: 7,465 returned orders resulted in ₹200,996,441.72 (₹20.10 Cr) in refunds issued, eroding 2.97% of recognized top-line revenue.</w:t>
+        <w:t>Re-align retail store manager annual incentive structures from gross revenue quotas to store operating contribution margin (Delivered Sales - COGS - Store Expenses - Store Payroll).</w:t>
+        <w:br/>
+        <w:t>Target Completion: Q3 2026</w:t>
       </w:r>
     </w:p>
-    <w:p>
-      <w:pPr>
-        <w:pStyle w:val="ListBullet"/>
-        <w:spacing w:after="60"/>
-      </w:pPr>
-      <w:r>
-        <w:rPr>
-          <w:color w:val="334155"/>
-          <w:sz w:val="19"/>
-        </w:rPr>
-        <w:t>Root Causes of Returns: 'Wrong Item Shipped' accounted for 1,934 claims (₹3.50 Cr) due to warehouse packing mis-scans; 'Size Issue' accounted for 1,899 claims (₹3.12 Cr) in Apparel; 'Defective' accounted for 1,814 claims (₹3.10 Cr) correlated with factory scrap on Lines 5 &amp; 9.</w:t>
-      </w:r>
-    </w:p>
-    <w:p>
-      <w:pPr>
-        <w:pStyle w:val="ListBullet"/>
-        <w:spacing w:after="60"/>
-      </w:pPr>
-      <w:r>
-        <w:rPr>
-          <w:color w:val="334155"/>
-          <w:sz w:val="19"/>
-        </w:rPr>
-        <w:t>Fulfillment Velocity: Order-to-warehouse dispatch averages 1.22 days; carrier dispatch-to-delivery averages 4.62 days; total order-to-delivery fulfillment duration is 5.84 days.</w:t>
-      </w:r>
-    </w:p>
-    <w:p>
-      <w:pPr>
-        <w:pStyle w:val="ListBullet"/>
-        <w:spacing w:after="60"/>
-      </w:pPr>
-      <w:r>
-        <w:rPr>
-          <w:color w:val="334155"/>
-          <w:sz w:val="19"/>
-        </w:rPr>
-        <w:t>Enterprise Perfect Order Rate: Deliveries arriving on time, complete, with zero customer return claims achieve an enterprise benchmark score of 79.8%.</w:t>
-      </w:r>
-    </w:p>
-    <w:tbl>
-      <w:tblPr>
-        <w:tblW w:type="auto" w:w="0"/>
-        <w:jc w:val="center"/>
-        <w:tblLook w:firstColumn="1" w:firstRow="1" w:lastColumn="0" w:lastRow="0" w:noHBand="0" w:noVBand="1" w:val="04A0"/>
-        <w:tblBorders>
-          <w:top w:val="single" w:sz="6" w:space="0" w:color="86EFAC"/>
-          <w:bottom w:val="single" w:sz="6" w:space="0" w:color="86EFAC"/>
-          <w:insideH w:val="single" w:sz="6" w:space="0" w:color="86EFAC"/>
-          <w:insideV w:val="none"/>
-          <w:left w:val="none"/>
-          <w:right w:val="none"/>
-        </w:tblBorders>
-      </w:tblPr>
-      <w:tblGrid>
-        <w:gridCol w:w="10080"/>
-      </w:tblGrid>
-      <w:tr>
-        <w:tc>
-          <w:tcPr>
-            <w:tcW w:type="dxa" w:w="10080"/>
-            <w:shd w:fill="F0FDF4"/>
-            <w:tcMar>
-              <w:top w:w="60" w:type="dxa"/>
-              <w:bottom w:w="60" w:type="dxa"/>
-              <w:left w:w="100" w:type="dxa"/>
-              <w:right w:w="100" w:type="dxa"/>
-            </w:tcMar>
-          </w:tcPr>
-          <w:p>
-            <w:pPr>
-              <w:spacing w:after="0"/>
-            </w:pPr>
-            <w:r>
-              <w:rPr>
-                <w:b/>
-                <w:color w:val="166534"/>
-                <w:sz w:val="18"/>
-              </w:rPr>
-              <w:t xml:space="preserve">Strategic Action Directive: </w:t>
-            </w:r>
-            <w:r>
-              <w:rPr>
-                <w:color w:val="14532D"/>
-                <w:sz w:val="18"/>
-              </w:rPr>
-              <w:t>Mandate barcode scan verification at warehouse packing tables to eliminate ₹3.5 Cr in 'Wrong Item' returns, and integrate interactive size guides in Apparel merchandise.</w:t>
-            </w:r>
-          </w:p>
-        </w:tc>
-      </w:tr>
-    </w:tbl>
-    <w:p>
-      <w:pPr>
-        <w:spacing w:after="160"/>
-      </w:pPr>
-    </w:p>
-    <w:p>
-      <w:pPr>
-        <w:pStyle w:val="Heading1"/>
-        <w:spacing w:before="280" w:after="120"/>
-      </w:pPr>
-      <w:r>
-        <w:t>6. Scenario Simulator (Contribution Margin What-If Levers) (/business-dashboard/simulator/)</w:t>
-      </w:r>
-    </w:p>
-    <w:p>
-      <w:pPr>
-        <w:pStyle w:val="ListBullet"/>
-        <w:spacing w:after="60"/>
-      </w:pPr>
-      <w:r>
-        <w:rPr>
-          <w:color w:val="334155"/>
-          <w:sz w:val="19"/>
-        </w:rPr>
-        <w:t>Baseline Financial Actuals: Reconciled Net Revenue: ₹676.95 Cr | COGS: ₹418.84 Cr | Returns: ₹20.10 Cr | Store OpEx: ₹31.77 Cr | Contribution Margin: ₹206.24 Cr (30.47%).</w:t>
-      </w:r>
-    </w:p>
-    <w:p>
-      <w:pPr>
-        <w:pStyle w:val="ListBullet"/>
-        <w:spacing w:after="60"/>
-      </w:pPr>
-      <w:r>
-        <w:rPr>
-          <w:color w:val="334155"/>
-          <w:sz w:val="19"/>
-        </w:rPr>
-        <w:t>Price Realization (+3% Net Pricing): Generates +₹20.31 Cr in direct contribution margin with zero incremental working capital requirement.</w:t>
-      </w:r>
-    </w:p>
-    <w:p>
-      <w:pPr>
-        <w:pStyle w:val="ListBullet"/>
-        <w:spacing w:after="60"/>
-      </w:pPr>
-      <w:r>
-        <w:rPr>
-          <w:color w:val="334155"/>
-          <w:sz w:val="19"/>
-        </w:rPr>
-        <w:t>Return Rate Reduction (-25% Returns): Recovers ₹5.02 Cr in direct customer refunds and an estimated ₹1.8 Cr in reverse logistics overhead.</w:t>
-      </w:r>
-    </w:p>
-    <w:p>
-      <w:pPr>
-        <w:pStyle w:val="ListBullet"/>
-        <w:spacing w:after="60"/>
-      </w:pPr>
-      <w:r>
-        <w:rPr>
-          <w:color w:val="334155"/>
-          <w:sz w:val="19"/>
-        </w:rPr>
-        <w:t>Volume Expansion (+10% Volume): Delivers +₹20.62 Cr in gross contribution margin expansion.</w:t>
-      </w:r>
-    </w:p>
-    <w:p>
-      <w:pPr>
-        <w:pStyle w:val="ListBullet"/>
-        <w:spacing w:after="60"/>
-      </w:pPr>
-      <w:r>
-        <w:rPr>
-          <w:color w:val="334155"/>
-          <w:sz w:val="19"/>
-        </w:rPr>
-        <w:t>Store OpEx Efficiency (-5% Store Expenses): Contributes +₹1.59 Cr directly to the enterprise bottom line.</w:t>
-      </w:r>
-    </w:p>
-    <w:tbl>
-      <w:tblPr>
-        <w:tblW w:type="auto" w:w="0"/>
-        <w:jc w:val="center"/>
-        <w:tblLook w:firstColumn="1" w:firstRow="1" w:lastColumn="0" w:lastRow="0" w:noHBand="0" w:noVBand="1" w:val="04A0"/>
-        <w:tblBorders>
-          <w:top w:val="single" w:sz="6" w:space="0" w:color="86EFAC"/>
-          <w:bottom w:val="single" w:sz="6" w:space="0" w:color="86EFAC"/>
-          <w:insideH w:val="single" w:sz="6" w:space="0" w:color="86EFAC"/>
-          <w:insideV w:val="none"/>
-          <w:left w:val="none"/>
-          <w:right w:val="none"/>
-        </w:tblBorders>
-      </w:tblPr>
-      <w:tblGrid>
-        <w:gridCol w:w="10080"/>
-      </w:tblGrid>
-      <w:tr>
-        <w:tc>
-          <w:tcPr>
-            <w:tcW w:type="dxa" w:w="10080"/>
-            <w:shd w:fill="F0FDF4"/>
-            <w:tcMar>
-              <w:top w:w="60" w:type="dxa"/>
-              <w:bottom w:w="60" w:type="dxa"/>
-              <w:left w:w="100" w:type="dxa"/>
-              <w:right w:w="100" w:type="dxa"/>
-            </w:tcMar>
-          </w:tcPr>
-          <w:p>
-            <w:pPr>
-              <w:spacing w:after="0"/>
-            </w:pPr>
-            <w:r>
-              <w:rPr>
-                <w:b/>
-                <w:color w:val="166534"/>
-                <w:sz w:val="18"/>
-              </w:rPr>
-              <w:t xml:space="preserve">Strategic Action Directive: </w:t>
-            </w:r>
-            <w:r>
-              <w:rPr>
-                <w:color w:val="14532D"/>
-                <w:sz w:val="18"/>
-              </w:rPr>
-              <w:t>Execute the 'Margin Protection Strategy' (+3% net price realization, -25% return reduction) to expand enterprise contribution margin from ₹206.24 Cr to ₹231.57 Cr (+₹25.33 Cr).</w:t>
-            </w:r>
-          </w:p>
-        </w:tc>
-      </w:tr>
-    </w:tbl>
-    <w:p>
-      <w:pPr>
-        <w:spacing w:after="160"/>
-      </w:pPr>
-    </w:p>
+    <w:p/>
     <w:sectPr>
       <w:pgSz w:w="12240" w:h="15840"/>
-      <w:pgMar w:top="1080" w:right="1080" w:bottom="1080" w:left="1080" w:header="720" w:footer="720" w:gutter="0"/>
+      <w:pgMar w:top="1440" w:right="1440" w:bottom="1440" w:left="1440" w:header="720" w:footer="720" w:gutter="0"/>
       <w:cols w:space="720"/>
       <w:docGrid w:linePitch="360"/>
     </w:sectPr>
@@ -1847,7 +5070,7 @@
       <w:rFonts w:asciiTheme="majorHAnsi" w:eastAsiaTheme="majorEastAsia" w:hAnsiTheme="majorHAnsi" w:cstheme="majorBidi"/>
       <w:b/>
       <w:bCs/>
-      <w:color w:val="365F91" w:themeColor="accent1" w:themeShade="BF"/>
+      <w:color w:val="0F1F33"/>
       <w:sz w:val="28"/>
       <w:szCs w:val="28"/>
     </w:rPr>
